--- a/lessons/8-7/downloads/8-7-notes-teacher.docx
+++ b/lessons/8-7/downloads/8-7-notes-teacher.docx
@@ -14,7 +14,7 @@
           <w:sz w:val="18"/>
           <w:szCs w:val="18"/>
         </w:rPr>
-        <w:t xml:space="preserve">UNIT 8  ·  LESSON 7      STANDARD 6.SP.2</w:t>
+        <w:t xml:space="preserve">UNIT 8  ·  LESSON 7      STANDARD 6.DS.3</w:t>
       </w:r>
     </w:p>
     <w:p>
@@ -2010,7 +2010,7 @@
                 <w:sz w:val="21"/>
                 <w:szCs w:val="21"/>
               </w:rPr>
-              <w:t xml:space="preserve">A sports reporter is writing about marathon finish times. The data shows: most runners finish between 3.5–4.5 hours, with a small group of elite runners finishing in 2.0–2.5 hours, and a long tail of slower runners finishing in 5–7 hours.</w:t>
+              <w:t xml:space="preserve">A sports reporter is writing about marathon finish times. The histogram below shows the data: most runners finish between 3.5–4.5 hours, and a long tail of slower runners stretches out to 5–7 hours.</w:t>
             </w:r>
           </w:p>
           <w:p>
@@ -2359,7 +2359,7 @@
           <w:sz w:val="21"/>
           <w:szCs w:val="21"/>
         </w:rPr>
-        <w:t xml:space="preserve">Marathon times cluster at 3.5-4.5 hours, with elites at 2.0-2.5 and a long tail of slower runners at 5-7 hours. What is the shape, and should the reporter use the mean or median for a 'typical' time?</w:t>
+        <w:t xml:space="preserve">Marathon times cluster at 3.5-4.5 hours, with a long tail of slower runners stretching out to 5-7 hours. What is the shape, and should the reporter use the mean or median for a 'typical' time?</w:t>
       </w:r>
     </w:p>
     <w:p>
@@ -2630,6 +2630,32 @@
           <w:szCs w:val="19"/>
         </w:rPr>
         <w:t xml:space="preserve">Solve each problem. Show your thinking in the work box.</w:t>
+      </w:r>
+    </w:p>
+    <w:p>
+      <w:pPr>
+        <w:pStyle w:val="Heading2"/>
+        <w:spacing w:after="80" w:before="180"/>
+      </w:pPr>
+      <w:r>
+        <w:rPr>
+          <w:b/>
+          <w:bCs/>
+          <w:color w:val="12355B"/>
+          <w:sz w:val="24"/>
+          <w:szCs w:val="24"/>
+        </w:rPr>
+        <w:t xml:space="preserve">Level 1 Support</w:t>
+      </w:r>
+      <w:r>
+        <w:rPr>
+          <w:i/>
+          <w:iCs/>
+          <w:color w:val="1FA6A2"/>
+          <w:sz w:val="19"/>
+          <w:szCs w:val="19"/>
+        </w:rPr>
+        <w:t xml:space="preserve">   extra scaffolding</w:t>
       </w:r>
     </w:p>
     <w:p>
@@ -2850,6 +2876,32 @@
     </w:tbl>
     <w:p>
       <w:pPr>
+        <w:pStyle w:val="Heading2"/>
+        <w:spacing w:after="80" w:before="180"/>
+      </w:pPr>
+      <w:r>
+        <w:rPr>
+          <w:b/>
+          <w:bCs/>
+          <w:color w:val="12355B"/>
+          <w:sz w:val="24"/>
+          <w:szCs w:val="24"/>
+        </w:rPr>
+        <w:t xml:space="preserve">On Level</w:t>
+      </w:r>
+      <w:r>
+        <w:rPr>
+          <w:i/>
+          <w:iCs/>
+          <w:color w:val="12355B"/>
+          <w:sz w:val="19"/>
+          <w:szCs w:val="19"/>
+        </w:rPr>
+        <w:t xml:space="preserve">   grade-level practice</w:t>
+      </w:r>
+    </w:p>
+    <w:p>
+      <w:pPr>
         <w:keepNext/>
         <w:spacing w:after="60" w:before="160"/>
       </w:pPr>
@@ -3434,47 +3486,17 @@
     </w:p>
     <w:p>
       <w:pPr>
-        <w:spacing w:after="80"/>
-      </w:pPr>
-      <w:r>
-        <w:rPr>
-          <w:b/>
-          <w:bCs/>
-          <w:sz w:val="21"/>
-          <w:szCs w:val="21"/>
-        </w:rPr>
-        <w:t xml:space="preserve">1.  </w:t>
-      </w:r>
-      <w:r>
-        <w:rPr>
-          <w:sz w:val="21"/>
-          <w:szCs w:val="21"/>
-        </w:rPr>
-        <w:t xml:space="preserve">Answers vary.</w:t>
-      </w:r>
-      <w:r>
-        <w:t xml:space="preserve"/>
-      </w:r>
-    </w:p>
-    <w:p>
-      <w:pPr>
-        <w:spacing w:after="80"/>
-      </w:pPr>
-      <w:r>
-        <w:rPr>
-          <w:b/>
-          <w:bCs/>
-          <w:sz w:val="21"/>
-          <w:szCs w:val="21"/>
-        </w:rPr>
-        <w:t xml:space="preserve">2.  </w:t>
-      </w:r>
-      <w:r>
-        <w:rPr>
-          <w:sz w:val="21"/>
-          <w:szCs w:val="21"/>
-        </w:rPr>
-        <w:t xml:space="preserve">A)  Skew — the direction of the long tail tells you the skew direction</w:t>
+        <w:spacing w:after="100"/>
+      </w:pPr>
+      <w:r>
+        <w:rPr>
+          <w:b/>
+          <w:bCs/>
+          <w:color w:val="B97A12"/>
+          <w:sz w:val="20"/>
+          <w:szCs w:val="20"/>
+        </w:rPr>
+        <w:t xml:space="preserve">Watch for this mistake:  </w:t>
       </w:r>
       <w:r>
         <w:rPr>
@@ -3484,7 +3506,94 @@
           <w:sz w:val="19"/>
           <w:szCs w:val="19"/>
         </w:rPr>
+        <w:t xml:space="preserve">A common mistake in Shape of Data Distributions is naming the skew by looking at where the TALLEST bar (the peak) sits, instead of looking at which way the TAIL stretches. For example, given bar heights 8, 5, 3, 1 (tall on the left, trailing off to the right), students often say "skewed left" because the peak is on the left — but the correct name is skewed right, because skew is always named for the direction the tail points, not the peak.</w:t>
+      </w:r>
+    </w:p>
+    <w:p>
+      <w:pPr>
+        <w:pStyle w:val="Heading2"/>
+        <w:spacing w:after="80" w:before="180"/>
+      </w:pPr>
+      <w:r>
+        <w:rPr>
+          <w:b/>
+          <w:bCs/>
+          <w:color w:val="12355B"/>
+          <w:sz w:val="24"/>
+          <w:szCs w:val="24"/>
+        </w:rPr>
+        <w:t xml:space="preserve">Level 1 Support</w:t>
+      </w:r>
+    </w:p>
+    <w:p>
+      <w:pPr>
+        <w:spacing w:after="80"/>
+      </w:pPr>
+      <w:r>
+        <w:rPr>
+          <w:b/>
+          <w:bCs/>
+          <w:sz w:val="21"/>
+          <w:szCs w:val="21"/>
+        </w:rPr>
+        <w:t xml:space="preserve">1.  </w:t>
+      </w:r>
+      <w:r>
+        <w:rPr>
+          <w:sz w:val="21"/>
+          <w:szCs w:val="21"/>
+        </w:rPr>
+        <w:t xml:space="preserve">Answers vary.</w:t>
+      </w:r>
+      <w:r>
+        <w:t xml:space="preserve"/>
+      </w:r>
+    </w:p>
+    <w:p>
+      <w:pPr>
+        <w:spacing w:after="80"/>
+      </w:pPr>
+      <w:r>
+        <w:rPr>
+          <w:b/>
+          <w:bCs/>
+          <w:sz w:val="21"/>
+          <w:szCs w:val="21"/>
+        </w:rPr>
+        <w:t xml:space="preserve">2.  </w:t>
+      </w:r>
+      <w:r>
+        <w:rPr>
+          <w:sz w:val="21"/>
+          <w:szCs w:val="21"/>
+        </w:rPr>
+        <w:t xml:space="preserve">A)  Skew — the direction of the long tail tells you the skew direction</w:t>
+      </w:r>
+      <w:r>
+        <w:rPr>
+          <w:i/>
+          <w:iCs/>
+          <w:color w:val="5F6F80"/>
+          <w:sz w:val="19"/>
+          <w:szCs w:val="19"/>
+        </w:rPr>
         <w:t xml:space="preserve">  — The skew direction is named after the TAIL. If the tail stretches to the right, it is skewed right, even though the peak is on the left.</w:t>
+      </w:r>
+    </w:p>
+    <w:p>
+      <w:pPr>
+        <w:pStyle w:val="Heading2"/>
+        <w:spacing w:after="80" w:before="180"/>
+      </w:pPr>
+      <w:r>
+        <w:rPr>
+          <w:b/>
+          <w:bCs/>
+          <w:color w:val="12355B"/>
+          <w:sz w:val="24"/>
+          <w:szCs w:val="24"/>
+        </w:rPr>
+        <w:t xml:space="preserve">On Level</w:t>
       </w:r>
     </w:p>
     <w:p>

--- a/lessons/8-7/downloads/8-7-notes-teacher.docx
+++ b/lessons/8-7/downloads/8-7-notes-teacher.docx
@@ -1423,7 +1423,22 @@
           <w:sz w:val="30"/>
           <w:szCs w:val="30"/>
         </w:rPr>
-        <w:t xml:space="preserve">Worked Example</w:t>
+        <w:t xml:space="preserve">Write About the Math</w:t>
+      </w:r>
+    </w:p>
+    <w:p>
+      <w:pPr>
+        <w:spacing w:after="100"/>
+      </w:pPr>
+      <w:r>
+        <w:rPr>
+          <w:i/>
+          <w:iCs/>
+          <w:color w:val="5F6F80"/>
+          <w:sz w:val="19"/>
+          <w:szCs w:val="19"/>
+        </w:rPr>
+        <w:t xml:space="preserve">Use the support level you need. Every level answers the same math question.</w:t>
       </w:r>
     </w:p>
     <w:p>
@@ -1439,17 +1454,17 @@
           <w:sz w:val="24"/>
           <w:szCs w:val="24"/>
         </w:rPr>
-        <w:t xml:space="preserve">Watch &amp; Read</w:t>
+        <w:t xml:space="preserve">1. Understand the Question</w:t>
       </w:r>
       <w:r>
         <w:rPr>
           <w:i/>
           <w:iCs/>
-          <w:color w:val="1FA6A2"/>
+          <w:color w:val="B97A12"/>
           <w:sz w:val="19"/>
           <w:szCs w:val="19"/>
         </w:rPr>
-        <w:t xml:space="preserve">   I Do — follow along with your teacher</w:t>
+        <w:t xml:space="preserve">   explain</w:t>
       </w:r>
     </w:p>
     <w:tbl>
@@ -1484,25 +1499,44 @@
             </w:pPr>
             <w:r>
               <w:rPr>
+                <w:color w:val="1A2733"/>
+                <w:sz w:val="21"/>
+                <w:szCs w:val="21"/>
+              </w:rPr>
+              <w:t xml:space="preserve">As you match each data description to its shape, how can you tell a symmetric distribution from a skewed one just by looking?</w:t>
+            </w:r>
+          </w:p>
+          <w:p>
+            <w:pPr>
+              <w:spacing w:after="0"/>
+            </w:pPr>
+            <w:r>
+              <w:rPr>
                 <w:b/>
                 <w:bCs/>
                 <w:color w:val="12355B"/>
-                <w:sz w:val="22"/>
-                <w:szCs w:val="22"/>
+                <w:sz w:val="20"/>
+                <w:szCs w:val="20"/>
               </w:rPr>
-              <w:t xml:space="preserve">Distribution Detective</w:t>
-            </w:r>
-          </w:p>
-          <w:p>
-            <w:pPr>
-              <w:spacing w:after="0"/>
-            </w:pPr>
+              <w:t xml:space="preserve">Your job:  </w:t>
+            </w:r>
             <w:r>
               <w:rPr>
-                <w:sz w:val="21"/>
-                <w:szCs w:val="21"/>
+                <w:sz w:val="20"/>
+                <w:szCs w:val="20"/>
               </w:rPr>
-              <w:t xml:space="preserve">The league analyst is studying three different data sets from the season: (1) Player heights across all teams, (2) Number of 3-pointers per game by each player, and (3) Years of experience for all coaches. Each data set has a different shape when graphed. Your job is to describe each shape and explain what it tells us about the data.</w:t>
+              <w:t xml:space="preserve">Answer the question. Use math evidence. Explain how the evidence proves your answer.</w:t>
+            </w:r>
+            <w:r>
+              <w:rPr>
+                <w:i/>
+                <w:iCs/>
+                <w:color w:val="5F6F80"/>
+                <w:sz w:val="18"/>
+                <w:szCs w:val="18"/>
+              </w:rPr>
+              <w:br/>
+              <w:t xml:space="preserve">Responde la pregunta. Usa evidencia matemática. Explica cómo la evidencia demuestra tu respuesta.</w:t>
             </w:r>
           </w:p>
         </w:tc>
@@ -1510,94 +1544,6 @@
     </w:tbl>
     <w:p>
       <w:pPr>
-        <w:spacing w:after="80"/>
-      </w:pPr>
-      <w:r>
-        <w:t xml:space="preserve"/>
-      </w:r>
-    </w:p>
-    <w:p>
-      <w:pPr>
-        <w:spacing w:after="50" w:before="60"/>
-      </w:pPr>
-      <w:r>
-        <w:rPr>
-          <w:b/>
-          <w:bCs/>
-          <w:color w:val="12355B"/>
-          <w:sz w:val="21"/>
-          <w:szCs w:val="21"/>
-        </w:rPr>
-        <w:t xml:space="preserve">Think about:</w:t>
-      </w:r>
-    </w:p>
-    <w:p>
-      <w:pPr>
-        <w:spacing w:after="40"/>
-        <w:ind w:left="300"/>
-      </w:pPr>
-      <w:r>
-        <w:rPr>
-          <w:sz w:val="20"/>
-          <w:szCs w:val="20"/>
-        </w:rPr>
-        <w:t xml:space="preserve">•  Do the three data sets look the same when graphed?</w:t>
-      </w:r>
-    </w:p>
-    <w:p>
-      <w:pPr>
-        <w:spacing w:after="40"/>
-        <w:ind w:left="300"/>
-      </w:pPr>
-      <w:r>
-        <w:rPr>
-          <w:sz w:val="20"/>
-          <w:szCs w:val="20"/>
-        </w:rPr>
-        <w:t xml:space="preserve">•  Which graph has data bunched in the middle? Which has a long tail?</w:t>
-      </w:r>
-    </w:p>
-    <w:p>
-      <w:pPr>
-        <w:spacing w:after="40"/>
-        <w:ind w:left="300"/>
-      </w:pPr>
-      <w:r>
-        <w:rPr>
-          <w:sz w:val="20"/>
-          <w:szCs w:val="20"/>
-        </w:rPr>
-        <w:t xml:space="preserve">•  Are there any gaps or clusters you can spot?</w:t>
-      </w:r>
-    </w:p>
-    <w:p>
-      <w:pPr>
-        <w:spacing w:after="40"/>
-        <w:ind w:left="300"/>
-      </w:pPr>
-      <w:r>
-        <w:rPr>
-          <w:sz w:val="20"/>
-          <w:szCs w:val="20"/>
-        </w:rPr>
-        <w:t xml:space="preserve">•  Why would different sports data have different shapes?</w:t>
-      </w:r>
-    </w:p>
-    <w:p>
-      <w:pPr>
-        <w:spacing w:after="40"/>
-        <w:ind w:left="300"/>
-      </w:pPr>
-      <w:r>
-        <w:rPr>
-          <w:sz w:val="20"/>
-          <w:szCs w:val="20"/>
-        </w:rPr>
-        <w:t xml:space="preserve">•  Does the shape tell you which measure of center to use?</w:t>
-      </w:r>
-    </w:p>
-    <w:p>
-      <w:pPr>
         <w:pStyle w:val="Heading2"/>
         <w:spacing w:after="80" w:before="180"/>
       </w:pPr>
@@ -1609,7 +1555,7 @@
           <w:sz w:val="24"/>
           <w:szCs w:val="24"/>
         </w:rPr>
-        <w:t xml:space="preserve">Solved Example</w:t>
+        <w:t xml:space="preserve">2. Plan Your Math Words</w:t>
       </w:r>
       <w:r>
         <w:rPr>
@@ -1619,172 +1565,299 @@
           <w:sz w:val="19"/>
           <w:szCs w:val="19"/>
         </w:rPr>
-        <w:t xml:space="preserve">   I Do — watch each step</w:t>
-      </w:r>
-    </w:p>
-    <w:p>
-      <w:pPr>
-        <w:keepNext/>
-        <w:spacing w:after="40"/>
-      </w:pPr>
-      <w:r>
-        <w:rPr>
-          <w:b/>
-          <w:bCs/>
-          <w:color w:val="12355B"/>
-          <w:sz w:val="21"/>
-          <w:szCs w:val="21"/>
-        </w:rPr>
-        <w:t xml:space="preserve">Problem:  </w:t>
-      </w:r>
-      <w:r>
-        <w:rPr>
-          <w:sz w:val="21"/>
-          <w:szCs w:val="21"/>
-        </w:rPr>
-        <w:t xml:space="preserve">A histogram of basketball players' ages shows: most players are 22–28, with a long tail of older players up to age 40. What is the shape of this distribution?</w:t>
-      </w:r>
-    </w:p>
-    <w:p>
-      <w:pPr>
-        <w:spacing w:after="30"/>
-        <w:ind w:left="420"/>
-      </w:pPr>
-      <w:r>
-        <w:rPr>
+        <w:t xml:space="preserve">   check at least two</w:t>
+      </w:r>
+    </w:p>
+    <w:p>
+      <w:pPr>
+        <w:spacing w:after="60"/>
+      </w:pPr>
+      <w:r>
+        <w:rPr>
+          <w:b/>
+          <w:bCs/>
+          <w:color w:val="1FA6A2"/>
+          <w:sz w:val="22"/>
+          <w:szCs w:val="22"/>
+        </w:rPr>
+        <w:t xml:space="preserve">☐  </w:t>
+      </w:r>
+      <w:r>
+        <w:rPr>
+          <w:b/>
+          <w:bCs/>
+          <w:color w:val="12355B"/>
           <w:sz w:val="20"/>
           <w:szCs w:val="20"/>
         </w:rPr>
-        <w:t xml:space="preserve">A)  Skewed right</w:t>
-      </w:r>
-    </w:p>
-    <w:p>
-      <w:pPr>
-        <w:spacing w:after="30"/>
-        <w:ind w:left="420"/>
-      </w:pPr>
+        <w:t xml:space="preserve">Symmetric — </w:t>
+      </w:r>
       <w:r>
         <w:rPr>
           <w:sz w:val="20"/>
           <w:szCs w:val="20"/>
         </w:rPr>
-        <w:t xml:space="preserve">B)  Symmetric</w:t>
-      </w:r>
-    </w:p>
-    <w:p>
-      <w:pPr>
-        <w:spacing w:after="30"/>
-        <w:ind w:left="420"/>
-      </w:pPr>
-      <w:r>
-        <w:rPr>
+        <w:t xml:space="preserve">Data that looks about the same on the left and right.</w:t>
+      </w:r>
+      <w:r>
+        <w:rPr>
+          <w:i/>
+          <w:iCs/>
+          <w:color w:val="5F6F80"/>
+          <w:sz w:val="18"/>
+          <w:szCs w:val="18"/>
+        </w:rPr>
+        <w:br/>
+        <w:t xml:space="preserve">Simétrico — Datos que se ven casi iguales a la izquierda y a la derecha.</w:t>
+      </w:r>
+    </w:p>
+    <w:p>
+      <w:pPr>
+        <w:spacing w:after="60"/>
+      </w:pPr>
+      <w:r>
+        <w:rPr>
+          <w:b/>
+          <w:bCs/>
+          <w:color w:val="1FA6A2"/>
+          <w:sz w:val="22"/>
+          <w:szCs w:val="22"/>
+        </w:rPr>
+        <w:t xml:space="preserve">☐  </w:t>
+      </w:r>
+      <w:r>
+        <w:rPr>
+          <w:b/>
+          <w:bCs/>
+          <w:color w:val="12355B"/>
           <w:sz w:val="20"/>
           <w:szCs w:val="20"/>
         </w:rPr>
-        <w:t xml:space="preserve">C)  Skewed left</w:t>
-      </w:r>
-    </w:p>
-    <w:p>
-      <w:pPr>
-        <w:spacing w:after="30"/>
-        <w:ind w:left="420"/>
-      </w:pPr>
+        <w:t xml:space="preserve">Skewed — </w:t>
+      </w:r>
       <w:r>
         <w:rPr>
           <w:sz w:val="20"/>
           <w:szCs w:val="20"/>
         </w:rPr>
-        <w:t xml:space="preserve">D)  Uniform</w:t>
-      </w:r>
-    </w:p>
-    <w:p>
-      <w:pPr>
-        <w:spacing w:after="20" w:before="50"/>
+        <w:t xml:space="preserve">Data bunched on one side with a tail on the other.</w:t>
+      </w:r>
+      <w:r>
+        <w:rPr>
+          <w:i/>
+          <w:iCs/>
+          <w:color w:val="5F6F80"/>
+          <w:sz w:val="18"/>
+          <w:szCs w:val="18"/>
+        </w:rPr>
+        <w:br/>
+        <w:t xml:space="preserve">Sesgado — Datos amontonados de un lado con una cola del otro.</w:t>
+      </w:r>
+    </w:p>
+    <w:p>
+      <w:pPr>
+        <w:spacing w:after="60"/>
       </w:pPr>
       <w:r>
         <w:rPr>
           <w:b/>
           <w:bCs/>
           <w:color w:val="1FA6A2"/>
-          <w:sz w:val="21"/>
-          <w:szCs w:val="21"/>
-        </w:rPr>
-        <w:t xml:space="preserve">Step 1:  </w:t>
-      </w:r>
-      <w:r>
-        <w:rPr>
-          <w:sz w:val="21"/>
-          <w:szCs w:val="21"/>
-        </w:rPr>
-        <w:t xml:space="preserve">Most data is on the left (younger ages) with a tail stretching right (older ages).</w:t>
-      </w:r>
-    </w:p>
-    <w:p>
-      <w:pPr>
-        <w:spacing w:after="20" w:before="50"/>
+          <w:sz w:val="22"/>
+          <w:szCs w:val="22"/>
+        </w:rPr>
+        <w:t xml:space="preserve">☐  </w:t>
+      </w:r>
+      <w:r>
+        <w:rPr>
+          <w:b/>
+          <w:bCs/>
+          <w:color w:val="12355B"/>
+          <w:sz w:val="20"/>
+          <w:szCs w:val="20"/>
+        </w:rPr>
+        <w:t xml:space="preserve">Cluster — </w:t>
+      </w:r>
+      <w:r>
+        <w:rPr>
+          <w:sz w:val="20"/>
+          <w:szCs w:val="20"/>
+        </w:rPr>
+        <w:t xml:space="preserve">A group of numbers that are close together.</w:t>
+      </w:r>
+      <w:r>
+        <w:rPr>
+          <w:i/>
+          <w:iCs/>
+          <w:color w:val="5F6F80"/>
+          <w:sz w:val="18"/>
+          <w:szCs w:val="18"/>
+        </w:rPr>
+        <w:br/>
+        <w:t xml:space="preserve">Agrupamiento — Un grupo de números que están cerca unos de otros.</w:t>
+      </w:r>
+    </w:p>
+    <w:p>
+      <w:pPr>
+        <w:spacing w:after="60"/>
       </w:pPr>
       <w:r>
         <w:rPr>
           <w:b/>
           <w:bCs/>
           <w:color w:val="1FA6A2"/>
-          <w:sz w:val="21"/>
-          <w:szCs w:val="21"/>
-        </w:rPr>
-        <w:t xml:space="preserve">Step 2:  </w:t>
-      </w:r>
-      <w:r>
-        <w:rPr>
-          <w:sz w:val="21"/>
-          <w:szCs w:val="21"/>
-        </w:rPr>
-        <w:t xml:space="preserve">This is skewed right.</w:t>
-      </w:r>
-    </w:p>
-    <w:p>
-      <w:pPr>
-        <w:spacing w:after="40" w:before="60"/>
-      </w:pPr>
-      <w:r>
-        <w:rPr>
-          <w:b/>
-          <w:bCs/>
-          <w:color w:val="12355B"/>
-          <w:sz w:val="21"/>
-          <w:szCs w:val="21"/>
-        </w:rPr>
-        <w:t xml:space="preserve">Answer:  </w:t>
-      </w:r>
-      <w:r>
-        <w:rPr>
-          <w:b/>
-          <w:bCs/>
-          <w:sz w:val="21"/>
-          <w:szCs w:val="21"/>
-        </w:rPr>
-        <w:t xml:space="preserve">A. Skewed right</w:t>
-      </w:r>
-    </w:p>
-    <w:p>
-      <w:pPr>
-        <w:pStyle w:val="Heading1"/>
-        <w:pageBreakBefore/>
-        <w:pBdr>
-          <w:bottom w:val="single" w:color="1FA6A2" w:sz="14" w:space="6"/>
-        </w:pBdr>
-        <w:spacing w:after="140" w:before="0"/>
-      </w:pPr>
-      <w:r>
-        <w:rPr>
-          <w:b/>
-          <w:bCs/>
-          <w:color w:val="12355B"/>
-          <w:sz w:val="30"/>
-          <w:szCs w:val="30"/>
-        </w:rPr>
-        <w:t xml:space="preserve">Guided Practice</w:t>
-      </w:r>
-    </w:p>
+          <w:sz w:val="22"/>
+          <w:szCs w:val="22"/>
+        </w:rPr>
+        <w:t xml:space="preserve">☐  </w:t>
+      </w:r>
+      <w:r>
+        <w:rPr>
+          <w:b/>
+          <w:bCs/>
+          <w:color w:val="12355B"/>
+          <w:sz w:val="20"/>
+          <w:szCs w:val="20"/>
+        </w:rPr>
+        <w:t xml:space="preserve">Gap — </w:t>
+      </w:r>
+      <w:r>
+        <w:rPr>
+          <w:sz w:val="20"/>
+          <w:szCs w:val="20"/>
+        </w:rPr>
+        <w:t xml:space="preserve">A big empty space where there is no data.</w:t>
+      </w:r>
+      <w:r>
+        <w:rPr>
+          <w:i/>
+          <w:iCs/>
+          <w:color w:val="5F6F80"/>
+          <w:sz w:val="18"/>
+          <w:szCs w:val="18"/>
+        </w:rPr>
+        <w:br/>
+        <w:t xml:space="preserve">Hueco (espacio) — Un espacio grande y vacío donde no hay datos.</w:t>
+      </w:r>
+    </w:p>
+    <w:p>
+      <w:pPr>
+        <w:spacing w:after="60"/>
+      </w:pPr>
+      <w:r>
+        <w:rPr>
+          <w:b/>
+          <w:bCs/>
+          <w:color w:val="1FA6A2"/>
+          <w:sz w:val="22"/>
+          <w:szCs w:val="22"/>
+        </w:rPr>
+        <w:t xml:space="preserve">☐  </w:t>
+      </w:r>
+      <w:r>
+        <w:rPr>
+          <w:b/>
+          <w:bCs/>
+          <w:color w:val="12355B"/>
+          <w:sz w:val="20"/>
+          <w:szCs w:val="20"/>
+        </w:rPr>
+        <w:t xml:space="preserve">Data distribution — </w:t>
+      </w:r>
+      <w:r>
+        <w:rPr>
+          <w:sz w:val="20"/>
+          <w:szCs w:val="20"/>
+        </w:rPr>
+        <w:t xml:space="preserve">How the data looks: where it sits and how spread out it is.</w:t>
+      </w:r>
+      <w:r>
+        <w:rPr>
+          <w:i/>
+          <w:iCs/>
+          <w:color w:val="5F6F80"/>
+          <w:sz w:val="18"/>
+          <w:szCs w:val="18"/>
+        </w:rPr>
+        <w:br/>
+        <w:t xml:space="preserve">Distribución de datos — Cómo se ven los datos: dónde están y qué tan separados están.</w:t>
+      </w:r>
+    </w:p>
+    <w:tbl>
+      <w:tblPr>
+        <w:tblW w:type="pct" w:w="100%"/>
+        <w:tblBorders>
+          <w:top w:val="single" w:color="1FA6A2" w:sz="8"/>
+          <w:left w:val="single" w:color="1FA6A2" w:sz="8"/>
+          <w:bottom w:val="single" w:color="1FA6A2" w:sz="8"/>
+          <w:right w:val="single" w:color="1FA6A2" w:sz="8"/>
+          <w:insideH w:val="single" w:color="auto" w:sz="4"/>
+          <w:insideV w:val="single" w:color="auto" w:sz="4"/>
+        </w:tblBorders>
+      </w:tblPr>
+      <w:tblGrid>
+        <w:gridCol w:w="100"/>
+      </w:tblGrid>
+      <w:tr>
+        <w:tc>
+          <w:tcPr>
+            <w:shd w:fill="F7FFFD" w:color="auto" w:val="clear"/>
+            <w:tcMar>
+              <w:top w:type="dxa" w:w="120"/>
+              <w:left w:type="dxa" w:w="180"/>
+              <w:bottom w:type="dxa" w:w="120"/>
+              <w:right w:type="dxa" w:w="180"/>
+            </w:tcMar>
+          </w:tcPr>
+          <w:p>
+            <w:pPr>
+              <w:spacing w:after="50"/>
+            </w:pPr>
+            <w:r>
+              <w:rPr>
+                <w:b/>
+                <w:bCs/>
+                <w:color w:val="1FA6A2"/>
+                <w:sz w:val="20"/>
+                <w:szCs w:val="20"/>
+              </w:rPr>
+              <w:t xml:space="preserve">Say it first:  </w:t>
+            </w:r>
+            <w:r>
+              <w:rPr>
+                <w:sz w:val="20"/>
+                <w:szCs w:val="20"/>
+              </w:rPr>
+              <w:t xml:space="preserve">Say your idea to a partner or quietly to yourself before you write.</w:t>
+            </w:r>
+          </w:p>
+          <w:p>
+            <w:pPr>
+              <w:spacing w:after="60"/>
+            </w:pPr>
+            <w:r>
+              <w:rPr>
+                <w:color w:val="1A2733"/>
+                <w:sz w:val="21"/>
+                <w:szCs w:val="21"/>
+              </w:rPr>
+              <w:t xml:space="preserve">A symmetric distribution has data that is ___ on both sides.</w:t>
+            </w:r>
+            <w:r>
+              <w:rPr>
+                <w:i/>
+                <w:iCs/>
+                <w:color w:val="5F6F80"/>
+                <w:sz w:val="19"/>
+                <w:szCs w:val="19"/>
+              </w:rPr>
+              <w:br/>
+              <w:t xml:space="preserve">Una distribución simétrica tiene datos ___ en ambos lados.</w:t>
+            </w:r>
+          </w:p>
+        </w:tc>
+      </w:tr>
+    </w:tbl>
     <w:p>
       <w:pPr>
         <w:pStyle w:val="Heading2"/>
@@ -1798,181 +1871,17 @@
           <w:sz w:val="24"/>
           <w:szCs w:val="24"/>
         </w:rPr>
-        <w:t xml:space="preserve">Solve Together</w:t>
+        <w:t xml:space="preserve">3. Build Your Explanation</w:t>
       </w:r>
       <w:r>
         <w:rPr>
           <w:i/>
           <w:iCs/>
-          <w:color w:val="6B4FA0"/>
+          <w:color w:val="B97A12"/>
           <w:sz w:val="19"/>
           <w:szCs w:val="19"/>
         </w:rPr>
-        <w:t xml:space="preserve">   We Do — work with your class</w:t>
-      </w:r>
-    </w:p>
-    <w:p>
-      <w:pPr>
-        <w:keepNext/>
-        <w:spacing w:after="40" w:before="40"/>
-      </w:pPr>
-      <w:r>
-        <w:rPr>
-          <w:b/>
-          <w:bCs/>
-          <w:color w:val="12355B"/>
-          <w:sz w:val="21"/>
-          <w:szCs w:val="21"/>
-        </w:rPr>
-        <w:t xml:space="preserve">Problem:  </w:t>
-      </w:r>
-      <w:r>
-        <w:rPr>
-          <w:sz w:val="21"/>
-          <w:szCs w:val="21"/>
-        </w:rPr>
-        <w:t xml:space="preserve">A data set is symmetric. What is likely true about the mean and median?</w:t>
-      </w:r>
-    </w:p>
-    <w:p>
-      <w:pPr>
-        <w:spacing w:after="30"/>
-        <w:ind w:left="420"/>
-      </w:pPr>
-      <w:r>
-        <w:rPr>
-          <w:sz w:val="20"/>
-          <w:szCs w:val="20"/>
-        </w:rPr>
-        <w:t xml:space="preserve">A)  They are approximately equal</w:t>
-      </w:r>
-    </w:p>
-    <w:p>
-      <w:pPr>
-        <w:spacing w:after="30"/>
-        <w:ind w:left="420"/>
-      </w:pPr>
-      <w:r>
-        <w:rPr>
-          <w:sz w:val="20"/>
-          <w:szCs w:val="20"/>
-        </w:rPr>
-        <w:t xml:space="preserve">B)  The mean is much higher than the median</w:t>
-      </w:r>
-    </w:p>
-    <w:p>
-      <w:pPr>
-        <w:spacing w:after="30"/>
-        <w:ind w:left="420"/>
-      </w:pPr>
-      <w:r>
-        <w:rPr>
-          <w:sz w:val="20"/>
-          <w:szCs w:val="20"/>
-        </w:rPr>
-        <w:t xml:space="preserve">C)  The median is much higher than the mean</w:t>
-      </w:r>
-    </w:p>
-    <w:p>
-      <w:pPr>
-        <w:spacing w:after="30"/>
-        <w:ind w:left="420"/>
-      </w:pPr>
-      <w:r>
-        <w:rPr>
-          <w:sz w:val="20"/>
-          <w:szCs w:val="20"/>
-        </w:rPr>
-        <w:t xml:space="preserve">D)  They are always exactly the same</w:t>
-      </w:r>
-    </w:p>
-    <w:p>
-      <w:pPr>
-        <w:keepNext/>
-        <w:spacing w:after="0" w:before="50"/>
-      </w:pPr>
-      <w:r>
-        <w:rPr>
-          <w:b/>
-          <w:bCs/>
-          <w:color w:val="6B4FA0"/>
-          <w:sz w:val="21"/>
-          <w:szCs w:val="21"/>
-        </w:rPr>
-        <w:t xml:space="preserve">Step 1:</w:t>
-      </w:r>
-    </w:p>
-    <w:p>
-      <w:pPr>
-        <w:pBdr>
-          <w:bottom w:val="single" w:color="AFBECC" w:sz="6"/>
-        </w:pBdr>
-        <w:spacing w:after="30" w:before="150"/>
-      </w:pPr>
-      <w:r>
-        <w:t xml:space="preserve"/>
-      </w:r>
-    </w:p>
-    <w:p>
-      <w:pPr>
-        <w:keepNext/>
-        <w:spacing w:after="0" w:before="50"/>
-      </w:pPr>
-      <w:r>
-        <w:rPr>
-          <w:b/>
-          <w:bCs/>
-          <w:color w:val="6B4FA0"/>
-          <w:sz w:val="21"/>
-          <w:szCs w:val="21"/>
-        </w:rPr>
-        <w:t xml:space="preserve">Step 2:</w:t>
-      </w:r>
-    </w:p>
-    <w:p>
-      <w:pPr>
-        <w:pBdr>
-          <w:bottom w:val="single" w:color="AFBECC" w:sz="6"/>
-        </w:pBdr>
-        <w:spacing w:after="30" w:before="150"/>
-      </w:pPr>
-      <w:r>
-        <w:t xml:space="preserve"/>
-      </w:r>
-    </w:p>
-    <w:p>
-      <w:pPr>
-        <w:keepNext/>
-        <w:spacing w:after="0" w:before="60"/>
-      </w:pPr>
-      <w:r>
-        <w:rPr>
-          <w:b/>
-          <w:bCs/>
-          <w:color w:val="12355B"/>
-          <w:sz w:val="21"/>
-          <w:szCs w:val="21"/>
-        </w:rPr>
-        <w:t xml:space="preserve">Answer:</w:t>
-      </w:r>
-    </w:p>
-    <w:p>
-      <w:pPr>
-        <w:pBdr>
-          <w:bottom w:val="single" w:color="AFBECC" w:sz="6"/>
-        </w:pBdr>
-        <w:spacing w:after="30" w:before="150"/>
-      </w:pPr>
-      <w:r>
-        <w:t xml:space="preserve"/>
-      </w:r>
-    </w:p>
-    <w:p>
-      <w:pPr>
-        <w:spacing w:after="80"/>
-      </w:pPr>
-      <w:r>
-        <w:t xml:space="preserve"/>
+        <w:t xml:space="preserve">   choose your support</w:t>
       </w:r>
     </w:p>
     <w:tbl>
@@ -2003,6 +1912,1393 @@
           </w:tcPr>
           <w:p>
             <w:pPr>
+              <w:spacing w:after="50"/>
+            </w:pPr>
+            <w:r>
+              <w:rPr>
+                <w:i/>
+                <w:iCs/>
+                <w:color w:val="5F6F80"/>
+                <w:sz w:val="19"/>
+                <w:szCs w:val="19"/>
+              </w:rPr>
+              <w:t xml:space="preserve">This model shows the parts of an explanation. It does not answer your writing question.</w:t>
+            </w:r>
+          </w:p>
+          <w:p>
+            <w:pPr>
+              <w:spacing w:after="80"/>
+            </w:pPr>
+            <w:r>
+              <w:rPr>
+                <w:b/>
+                <w:bCs/>
+                <w:color w:val="12355B"/>
+                <w:sz w:val="19"/>
+                <w:szCs w:val="19"/>
+              </w:rPr>
+              <w:t xml:space="preserve">Claim:  </w:t>
+            </w:r>
+            <w:r>
+              <w:rPr>
+                <w:sz w:val="19"/>
+                <w:szCs w:val="19"/>
+              </w:rPr>
+              <w:t xml:space="preserve">Different real-world data sets form different distribution shapes: symmetric, skewed, or clustered.</w:t>
+            </w:r>
+          </w:p>
+          <w:p>
+            <w:pPr>
+              <w:spacing w:after="80"/>
+            </w:pPr>
+            <w:r>
+              <w:rPr>
+                <w:b/>
+                <w:bCs/>
+                <w:color w:val="12355B"/>
+                <w:sz w:val="19"/>
+                <w:szCs w:val="19"/>
+              </w:rPr>
+              <w:t xml:space="preserve">Evidence:  </w:t>
+            </w:r>
+            <w:r>
+              <w:rPr>
+                <w:sz w:val="19"/>
+                <w:szCs w:val="19"/>
+              </w:rPr>
+              <w:t xml:space="preserve">Students explain different data produces different shapes and can describe symmetric (balanced) versus skewed (lopsided) distributions.</w:t>
+            </w:r>
+          </w:p>
+          <w:p>
+            <w:pPr>
+              <w:spacing w:after="80"/>
+            </w:pPr>
+            <w:r>
+              <w:rPr>
+                <w:b/>
+                <w:bCs/>
+                <w:color w:val="12355B"/>
+                <w:sz w:val="19"/>
+                <w:szCs w:val="19"/>
+              </w:rPr>
+              <w:t xml:space="preserve">Reasoning:  </w:t>
+            </w:r>
+            <w:r>
+              <w:rPr>
+                <w:sz w:val="19"/>
+                <w:szCs w:val="19"/>
+              </w:rPr>
+              <w:t xml:space="preserve">This evidence connects the definition of data distribution to the mathematical claim.</w:t>
+            </w:r>
+          </w:p>
+        </w:tc>
+      </w:tr>
+    </w:tbl>
+    <w:p>
+      <w:pPr>
+        <w:pStyle w:val="Heading2"/>
+        <w:spacing w:after="80" w:before="180"/>
+      </w:pPr>
+      <w:r>
+        <w:rPr>
+          <w:b/>
+          <w:bCs/>
+          <w:color w:val="12355B"/>
+          <w:sz w:val="24"/>
+          <w:szCs w:val="24"/>
+        </w:rPr>
+        <w:t xml:space="preserve">Start</w:t>
+      </w:r>
+      <w:r>
+        <w:rPr>
+          <w:i/>
+          <w:iCs/>
+          <w:color w:val="1FA6A2"/>
+          <w:sz w:val="19"/>
+          <w:szCs w:val="19"/>
+        </w:rPr>
+        <w:t xml:space="preserve">   Most language support</w:t>
+      </w:r>
+    </w:p>
+    <w:p>
+      <w:pPr>
+        <w:spacing w:after="60"/>
+      </w:pPr>
+      <w:r>
+        <w:rPr>
+          <w:color w:val="1A2733"/>
+          <w:sz w:val="21"/>
+          <w:szCs w:val="21"/>
+        </w:rPr>
+        <w:t xml:space="preserve">Complete the frames. Use the word bank.</w:t>
+      </w:r>
+      <w:r>
+        <w:rPr>
+          <w:i/>
+          <w:iCs/>
+          <w:color w:val="5F6F80"/>
+          <w:sz w:val="19"/>
+          <w:szCs w:val="19"/>
+        </w:rPr>
+        <w:br/>
+        <w:t xml:space="preserve">Completa las oraciones. Usa el banco de palabras.</w:t>
+      </w:r>
+    </w:p>
+    <w:p>
+      <w:pPr>
+        <w:spacing w:after="60"/>
+      </w:pPr>
+      <w:r>
+        <w:rPr>
+          <w:color w:val="1A2733"/>
+          <w:sz w:val="21"/>
+          <w:szCs w:val="21"/>
+        </w:rPr>
+        <w:t xml:space="preserve">A symmetric distribution has data that is ___ on both sides.</w:t>
+      </w:r>
+      <w:r>
+        <w:rPr>
+          <w:i/>
+          <w:iCs/>
+          <w:color w:val="5F6F80"/>
+          <w:sz w:val="19"/>
+          <w:szCs w:val="19"/>
+        </w:rPr>
+        <w:br/>
+        <w:t xml:space="preserve">Una distribución simétrica tiene datos ___ en ambos lados.</w:t>
+      </w:r>
+    </w:p>
+    <w:p>
+      <w:pPr>
+        <w:spacing w:after="60"/>
+      </w:pPr>
+      <w:r>
+        <w:rPr>
+          <w:color w:val="1A2733"/>
+          <w:sz w:val="21"/>
+          <w:szCs w:val="21"/>
+        </w:rPr>
+        <w:t xml:space="preserve">A skewed distribution has a longer ___ on one side.</w:t>
+      </w:r>
+      <w:r>
+        <w:rPr>
+          <w:i/>
+          <w:iCs/>
+          <w:color w:val="5F6F80"/>
+          <w:sz w:val="19"/>
+          <w:szCs w:val="19"/>
+        </w:rPr>
+        <w:br/>
+        <w:t xml:space="preserve">Una distribución sesgada tiene una ___ más larga en un lado.</w:t>
+      </w:r>
+    </w:p>
+    <w:tbl>
+      <w:tblPr>
+        <w:tblW w:type="pct" w:w="100%"/>
+        <w:tblBorders>
+          <w:top w:val="single" w:color="C7D2DD" w:sz="6"/>
+          <w:left w:val="single" w:color="C7D2DD" w:sz="6"/>
+          <w:bottom w:val="single" w:color="C7D2DD" w:sz="6"/>
+          <w:right w:val="single" w:color="C7D2DD" w:sz="6"/>
+          <w:insideH w:val="single" w:color="auto" w:sz="4"/>
+          <w:insideV w:val="single" w:color="auto" w:sz="4"/>
+        </w:tblBorders>
+      </w:tblPr>
+      <w:tblGrid>
+        <w:gridCol w:w="100"/>
+      </w:tblGrid>
+      <w:tr>
+        <w:tc>
+          <w:tcPr>
+            <w:shd w:fill="FBF3E2" w:color="auto" w:val="clear"/>
+            <w:tcMar>
+              <w:top w:type="dxa" w:w="60"/>
+              <w:left w:type="dxa" w:w="120"/>
+              <w:bottom w:type="dxa" w:w="60"/>
+              <w:right w:type="dxa" w:w="120"/>
+            </w:tcMar>
+          </w:tcPr>
+          <w:p>
+            <w:pPr>
+              <w:spacing w:after="0" w:line="320"/>
+            </w:pPr>
+            <w:r>
+              <w:t xml:space="preserve"/>
+            </w:r>
+          </w:p>
+          <w:p>
+            <w:pPr>
+              <w:spacing w:after="0" w:line="320"/>
+            </w:pPr>
+            <w:r>
+              <w:t xml:space="preserve"/>
+            </w:r>
+          </w:p>
+          <w:p>
+            <w:pPr>
+              <w:spacing w:after="0" w:line="320"/>
+            </w:pPr>
+            <w:r>
+              <w:t xml:space="preserve"/>
+            </w:r>
+          </w:p>
+        </w:tc>
+      </w:tr>
+    </w:tbl>
+    <w:p>
+      <w:pPr>
+        <w:pStyle w:val="Heading2"/>
+        <w:spacing w:after="80" w:before="180"/>
+      </w:pPr>
+      <w:r>
+        <w:rPr>
+          <w:b/>
+          <w:bCs/>
+          <w:color w:val="12355B"/>
+          <w:sz w:val="24"/>
+          <w:szCs w:val="24"/>
+        </w:rPr>
+        <w:t xml:space="preserve">Build</w:t>
+      </w:r>
+      <w:r>
+        <w:rPr>
+          <w:i/>
+          <w:iCs/>
+          <w:color w:val="B97A12"/>
+          <w:sz w:val="19"/>
+          <w:szCs w:val="19"/>
+        </w:rPr>
+        <w:t xml:space="preserve">   Some language support</w:t>
+      </w:r>
+    </w:p>
+    <w:p>
+      <w:pPr>
+        <w:spacing w:after="60"/>
+      </w:pPr>
+      <w:r>
+        <w:rPr>
+          <w:color w:val="1A2733"/>
+          <w:sz w:val="21"/>
+          <w:szCs w:val="21"/>
+        </w:rPr>
+        <w:t xml:space="preserve">Write two connected sentences. Use because, so, or but.</w:t>
+      </w:r>
+      <w:r>
+        <w:rPr>
+          <w:i/>
+          <w:iCs/>
+          <w:color w:val="5F6F80"/>
+          <w:sz w:val="19"/>
+          <w:szCs w:val="19"/>
+        </w:rPr>
+        <w:br/>
+        <w:t xml:space="preserve">Escribe dos oraciones conectadas. Usa porque, entonces o pero.</w:t>
+      </w:r>
+    </w:p>
+    <w:p>
+      <w:pPr>
+        <w:spacing w:after="60"/>
+      </w:pPr>
+      <w:r>
+        <w:rPr>
+          <w:color w:val="1A2733"/>
+          <w:sz w:val="21"/>
+          <w:szCs w:val="21"/>
+        </w:rPr>
+        <w:t xml:space="preserve">My claim is ___.</w:t>
+      </w:r>
+      <w:r>
+        <w:rPr>
+          <w:i/>
+          <w:iCs/>
+          <w:color w:val="5F6F80"/>
+          <w:sz w:val="19"/>
+          <w:szCs w:val="19"/>
+        </w:rPr>
+        <w:br/>
+        <w:t xml:space="preserve">Mi afirmación es ___.</w:t>
+      </w:r>
+    </w:p>
+    <w:p>
+      <w:pPr>
+        <w:spacing w:after="60"/>
+      </w:pPr>
+      <w:r>
+        <w:rPr>
+          <w:color w:val="1A2733"/>
+          <w:sz w:val="21"/>
+          <w:szCs w:val="21"/>
+        </w:rPr>
+        <w:t xml:space="preserve">I know because ___.</w:t>
+      </w:r>
+      <w:r>
+        <w:rPr>
+          <w:i/>
+          <w:iCs/>
+          <w:color w:val="5F6F80"/>
+          <w:sz w:val="19"/>
+          <w:szCs w:val="19"/>
+        </w:rPr>
+        <w:br/>
+        <w:t xml:space="preserve">Lo sé porque ___.</w:t>
+      </w:r>
+    </w:p>
+    <w:p>
+      <w:pPr>
+        <w:spacing w:after="60"/>
+      </w:pPr>
+      <w:r>
+        <w:rPr>
+          <w:color w:val="1A2733"/>
+          <w:sz w:val="21"/>
+          <w:szCs w:val="21"/>
+        </w:rPr>
+        <w:t xml:space="preserve">So ___.</w:t>
+      </w:r>
+      <w:r>
+        <w:rPr>
+          <w:i/>
+          <w:iCs/>
+          <w:color w:val="5F6F80"/>
+          <w:sz w:val="19"/>
+          <w:szCs w:val="19"/>
+        </w:rPr>
+        <w:br/>
+        <w:t xml:space="preserve">Entonces ___.</w:t>
+      </w:r>
+    </w:p>
+    <w:tbl>
+      <w:tblPr>
+        <w:tblW w:type="pct" w:w="100%"/>
+        <w:tblBorders>
+          <w:top w:val="single" w:color="C7D2DD" w:sz="6"/>
+          <w:left w:val="single" w:color="C7D2DD" w:sz="6"/>
+          <w:bottom w:val="single" w:color="C7D2DD" w:sz="6"/>
+          <w:right w:val="single" w:color="C7D2DD" w:sz="6"/>
+          <w:insideH w:val="single" w:color="auto" w:sz="4"/>
+          <w:insideV w:val="single" w:color="auto" w:sz="4"/>
+        </w:tblBorders>
+      </w:tblPr>
+      <w:tblGrid>
+        <w:gridCol w:w="100"/>
+      </w:tblGrid>
+      <w:tr>
+        <w:tc>
+          <w:tcPr>
+            <w:shd w:fill="FBF3E2" w:color="auto" w:val="clear"/>
+            <w:tcMar>
+              <w:top w:type="dxa" w:w="60"/>
+              <w:left w:type="dxa" w:w="120"/>
+              <w:bottom w:type="dxa" w:w="60"/>
+              <w:right w:type="dxa" w:w="120"/>
+            </w:tcMar>
+          </w:tcPr>
+          <w:p>
+            <w:pPr>
+              <w:spacing w:after="0" w:line="320"/>
+            </w:pPr>
+            <w:r>
+              <w:t xml:space="preserve"/>
+            </w:r>
+          </w:p>
+          <w:p>
+            <w:pPr>
+              <w:spacing w:after="0" w:line="320"/>
+            </w:pPr>
+            <w:r>
+              <w:t xml:space="preserve"/>
+            </w:r>
+          </w:p>
+          <w:p>
+            <w:pPr>
+              <w:spacing w:after="0" w:line="320"/>
+            </w:pPr>
+            <w:r>
+              <w:t xml:space="preserve"/>
+            </w:r>
+          </w:p>
+        </w:tc>
+      </w:tr>
+    </w:tbl>
+    <w:p>
+      <w:pPr>
+        <w:pStyle w:val="Heading2"/>
+        <w:spacing w:after="80" w:before="180"/>
+      </w:pPr>
+      <w:r>
+        <w:rPr>
+          <w:b/>
+          <w:bCs/>
+          <w:color w:val="12355B"/>
+          <w:sz w:val="24"/>
+          <w:szCs w:val="24"/>
+        </w:rPr>
+        <w:t xml:space="preserve">Explain</w:t>
+      </w:r>
+      <w:r>
+        <w:rPr>
+          <w:i/>
+          <w:iCs/>
+          <w:color w:val="B97A12"/>
+          <w:sz w:val="19"/>
+          <w:szCs w:val="19"/>
+        </w:rPr>
+        <w:t xml:space="preserve">   Light language support</w:t>
+      </w:r>
+    </w:p>
+    <w:p>
+      <w:pPr>
+        <w:spacing w:after="60"/>
+      </w:pPr>
+      <w:r>
+        <w:rPr>
+          <w:color w:val="1A2733"/>
+          <w:sz w:val="21"/>
+          <w:szCs w:val="21"/>
+        </w:rPr>
+        <w:t xml:space="preserve">Write a claim, give math evidence, and explain your reasoning.</w:t>
+      </w:r>
+      <w:r>
+        <w:rPr>
+          <w:i/>
+          <w:iCs/>
+          <w:color w:val="5F6F80"/>
+          <w:sz w:val="19"/>
+          <w:szCs w:val="19"/>
+        </w:rPr>
+        <w:br/>
+        <w:t xml:space="preserve">Escribe una afirmación, da evidencia matemática y explica tu razonamiento.</w:t>
+      </w:r>
+    </w:p>
+    <w:p>
+      <w:pPr>
+        <w:spacing w:after="60"/>
+      </w:pPr>
+      <w:r>
+        <w:rPr>
+          <w:color w:val="1A2733"/>
+          <w:sz w:val="21"/>
+          <w:szCs w:val="21"/>
+        </w:rPr>
+        <w:t xml:space="preserve">My claim is ___.</w:t>
+      </w:r>
+      <w:r>
+        <w:rPr>
+          <w:i/>
+          <w:iCs/>
+          <w:color w:val="5F6F80"/>
+          <w:sz w:val="19"/>
+          <w:szCs w:val="19"/>
+        </w:rPr>
+        <w:br/>
+        <w:t xml:space="preserve">Mi afirmación es ___.</w:t>
+      </w:r>
+    </w:p>
+    <w:p>
+      <w:pPr>
+        <w:spacing w:after="60"/>
+      </w:pPr>
+      <w:r>
+        <w:rPr>
+          <w:color w:val="1A2733"/>
+          <w:sz w:val="21"/>
+          <w:szCs w:val="21"/>
+        </w:rPr>
+        <w:t xml:space="preserve">My math evidence is ___.</w:t>
+      </w:r>
+      <w:r>
+        <w:rPr>
+          <w:i/>
+          <w:iCs/>
+          <w:color w:val="5F6F80"/>
+          <w:sz w:val="19"/>
+          <w:szCs w:val="19"/>
+        </w:rPr>
+        <w:br/>
+        <w:t xml:space="preserve">Mi evidencia matemática es ___.</w:t>
+      </w:r>
+    </w:p>
+    <w:p>
+      <w:pPr>
+        <w:spacing w:after="60"/>
+      </w:pPr>
+      <w:r>
+        <w:rPr>
+          <w:color w:val="1A2733"/>
+          <w:sz w:val="21"/>
+          <w:szCs w:val="21"/>
+        </w:rPr>
+        <w:t xml:space="preserve">This proves ___ because ___.</w:t>
+      </w:r>
+      <w:r>
+        <w:rPr>
+          <w:i/>
+          <w:iCs/>
+          <w:color w:val="5F6F80"/>
+          <w:sz w:val="19"/>
+          <w:szCs w:val="19"/>
+        </w:rPr>
+        <w:br/>
+        <w:t xml:space="preserve">Esto demuestra ___ porque ___.</w:t>
+      </w:r>
+    </w:p>
+    <w:tbl>
+      <w:tblPr>
+        <w:tblW w:type="pct" w:w="100%"/>
+        <w:tblBorders>
+          <w:top w:val="single" w:color="C7D2DD" w:sz="6"/>
+          <w:left w:val="single" w:color="C7D2DD" w:sz="6"/>
+          <w:bottom w:val="single" w:color="C7D2DD" w:sz="6"/>
+          <w:right w:val="single" w:color="C7D2DD" w:sz="6"/>
+          <w:insideH w:val="single" w:color="auto" w:sz="4"/>
+          <w:insideV w:val="single" w:color="auto" w:sz="4"/>
+        </w:tblBorders>
+      </w:tblPr>
+      <w:tblGrid>
+        <w:gridCol w:w="100"/>
+      </w:tblGrid>
+      <w:tr>
+        <w:tc>
+          <w:tcPr>
+            <w:shd w:fill="FBF3E2" w:color="auto" w:val="clear"/>
+            <w:tcMar>
+              <w:top w:type="dxa" w:w="60"/>
+              <w:left w:type="dxa" w:w="120"/>
+              <w:bottom w:type="dxa" w:w="60"/>
+              <w:right w:type="dxa" w:w="120"/>
+            </w:tcMar>
+          </w:tcPr>
+          <w:p>
+            <w:pPr>
+              <w:spacing w:after="0" w:line="320"/>
+            </w:pPr>
+            <w:r>
+              <w:t xml:space="preserve"/>
+            </w:r>
+          </w:p>
+          <w:p>
+            <w:pPr>
+              <w:spacing w:after="0" w:line="320"/>
+            </w:pPr>
+            <w:r>
+              <w:t xml:space="preserve"/>
+            </w:r>
+          </w:p>
+          <w:p>
+            <w:pPr>
+              <w:spacing w:after="0" w:line="320"/>
+            </w:pPr>
+            <w:r>
+              <w:t xml:space="preserve"/>
+            </w:r>
+          </w:p>
+          <w:p>
+            <w:pPr>
+              <w:spacing w:after="0" w:line="320"/>
+            </w:pPr>
+            <w:r>
+              <w:t xml:space="preserve"/>
+            </w:r>
+          </w:p>
+          <w:p>
+            <w:pPr>
+              <w:spacing w:after="0" w:line="320"/>
+            </w:pPr>
+            <w:r>
+              <w:t xml:space="preserve"/>
+            </w:r>
+          </w:p>
+        </w:tc>
+      </w:tr>
+    </w:tbl>
+    <w:p>
+      <w:pPr>
+        <w:pStyle w:val="Heading2"/>
+        <w:spacing w:after="80" w:before="180"/>
+      </w:pPr>
+      <w:r>
+        <w:rPr>
+          <w:b/>
+          <w:bCs/>
+          <w:color w:val="12355B"/>
+          <w:sz w:val="24"/>
+          <w:szCs w:val="24"/>
+        </w:rPr>
+        <w:t xml:space="preserve">4. Check Your Explanation</w:t>
+      </w:r>
+      <w:r>
+        <w:rPr>
+          <w:i/>
+          <w:iCs/>
+          <w:color w:val="1FA6A2"/>
+          <w:sz w:val="19"/>
+          <w:szCs w:val="19"/>
+        </w:rPr>
+        <w:t xml:space="preserve">   five quick checks</w:t>
+      </w:r>
+    </w:p>
+    <w:p>
+      <w:pPr>
+        <w:spacing w:after="80"/>
+      </w:pPr>
+      <w:r>
+        <w:rPr>
+          <w:b/>
+          <w:bCs/>
+          <w:color w:val="1FA6A2"/>
+          <w:sz w:val="22"/>
+          <w:szCs w:val="22"/>
+        </w:rPr>
+        <w:t xml:space="preserve">☐  </w:t>
+      </w:r>
+      <w:r>
+        <w:rPr>
+          <w:sz w:val="20"/>
+          <w:szCs w:val="20"/>
+        </w:rPr>
+        <w:t xml:space="preserve">I answered the question.</w:t>
+      </w:r>
+      <w:r>
+        <w:rPr>
+          <w:i/>
+          <w:iCs/>
+          <w:color w:val="5F6F80"/>
+          <w:sz w:val="18"/>
+          <w:szCs w:val="18"/>
+        </w:rPr>
+        <w:br/>
+        <w:t xml:space="preserve">Respondí la pregunta.</w:t>
+      </w:r>
+    </w:p>
+    <w:p>
+      <w:pPr>
+        <w:spacing w:after="80"/>
+      </w:pPr>
+      <w:r>
+        <w:rPr>
+          <w:b/>
+          <w:bCs/>
+          <w:color w:val="1FA6A2"/>
+          <w:sz w:val="22"/>
+          <w:szCs w:val="22"/>
+        </w:rPr>
+        <w:t xml:space="preserve">☐  </w:t>
+      </w:r>
+      <w:r>
+        <w:rPr>
+          <w:sz w:val="20"/>
+          <w:szCs w:val="20"/>
+        </w:rPr>
+        <w:t xml:space="preserve">I used math evidence: numbers, an equation, a model, or a comparison.</w:t>
+      </w:r>
+      <w:r>
+        <w:rPr>
+          <w:i/>
+          <w:iCs/>
+          <w:color w:val="5F6F80"/>
+          <w:sz w:val="18"/>
+          <w:szCs w:val="18"/>
+        </w:rPr>
+        <w:br/>
+        <w:t xml:space="preserve">Usé evidencia matemática: números, una ecuación, un modelo o una comparación.</w:t>
+      </w:r>
+    </w:p>
+    <w:p>
+      <w:pPr>
+        <w:spacing w:after="80"/>
+      </w:pPr>
+      <w:r>
+        <w:rPr>
+          <w:b/>
+          <w:bCs/>
+          <w:color w:val="1FA6A2"/>
+          <w:sz w:val="22"/>
+          <w:szCs w:val="22"/>
+        </w:rPr>
+        <w:t xml:space="preserve">☐  </w:t>
+      </w:r>
+      <w:r>
+        <w:rPr>
+          <w:sz w:val="20"/>
+          <w:szCs w:val="20"/>
+        </w:rPr>
+        <w:t xml:space="preserve">I explained how the evidence proves my answer.</w:t>
+      </w:r>
+      <w:r>
+        <w:rPr>
+          <w:i/>
+          <w:iCs/>
+          <w:color w:val="5F6F80"/>
+          <w:sz w:val="18"/>
+          <w:szCs w:val="18"/>
+        </w:rPr>
+        <w:br/>
+        <w:t xml:space="preserve">Expliqué cómo la evidencia demuestra mi respuesta.</w:t>
+      </w:r>
+    </w:p>
+    <w:p>
+      <w:pPr>
+        <w:spacing w:after="80"/>
+      </w:pPr>
+      <w:r>
+        <w:rPr>
+          <w:b/>
+          <w:bCs/>
+          <w:color w:val="1FA6A2"/>
+          <w:sz w:val="22"/>
+          <w:szCs w:val="22"/>
+        </w:rPr>
+        <w:t xml:space="preserve">☐  </w:t>
+      </w:r>
+      <w:r>
+        <w:rPr>
+          <w:sz w:val="20"/>
+          <w:szCs w:val="20"/>
+        </w:rPr>
+        <w:t xml:space="preserve">I used at least two math words.</w:t>
+      </w:r>
+      <w:r>
+        <w:rPr>
+          <w:i/>
+          <w:iCs/>
+          <w:color w:val="5F6F80"/>
+          <w:sz w:val="18"/>
+          <w:szCs w:val="18"/>
+        </w:rPr>
+        <w:br/>
+        <w:t xml:space="preserve">Usé por lo menos dos palabras matemáticas.</w:t>
+      </w:r>
+    </w:p>
+    <w:p>
+      <w:pPr>
+        <w:spacing w:after="80"/>
+      </w:pPr>
+      <w:r>
+        <w:rPr>
+          <w:b/>
+          <w:bCs/>
+          <w:color w:val="1FA6A2"/>
+          <w:sz w:val="22"/>
+          <w:szCs w:val="22"/>
+        </w:rPr>
+        <w:t xml:space="preserve">☐  </w:t>
+      </w:r>
+      <w:r>
+        <w:rPr>
+          <w:sz w:val="20"/>
+          <w:szCs w:val="20"/>
+        </w:rPr>
+        <w:t xml:space="preserve">I reread complete sentences and punctuation.</w:t>
+      </w:r>
+      <w:r>
+        <w:rPr>
+          <w:i/>
+          <w:iCs/>
+          <w:color w:val="5F6F80"/>
+          <w:sz w:val="18"/>
+          <w:szCs w:val="18"/>
+        </w:rPr>
+        <w:br/>
+        <w:t xml:space="preserve">Volví a leer mis oraciones completas y la puntuación.</w:t>
+      </w:r>
+    </w:p>
+    <w:p>
+      <w:pPr>
+        <w:pStyle w:val="Heading1"/>
+        <w:pageBreakBefore/>
+        <w:pBdr>
+          <w:bottom w:val="single" w:color="1FA6A2" w:sz="14" w:space="6"/>
+        </w:pBdr>
+        <w:spacing w:after="140" w:before="0"/>
+      </w:pPr>
+      <w:r>
+        <w:rPr>
+          <w:b/>
+          <w:bCs/>
+          <w:color w:val="12355B"/>
+          <w:sz w:val="30"/>
+          <w:szCs w:val="30"/>
+        </w:rPr>
+        <w:t xml:space="preserve">Worked Example</w:t>
+      </w:r>
+    </w:p>
+    <w:p>
+      <w:pPr>
+        <w:pStyle w:val="Heading2"/>
+        <w:spacing w:after="80" w:before="180"/>
+      </w:pPr>
+      <w:r>
+        <w:rPr>
+          <w:b/>
+          <w:bCs/>
+          <w:color w:val="12355B"/>
+          <w:sz w:val="24"/>
+          <w:szCs w:val="24"/>
+        </w:rPr>
+        <w:t xml:space="preserve">Watch &amp; Read</w:t>
+      </w:r>
+      <w:r>
+        <w:rPr>
+          <w:i/>
+          <w:iCs/>
+          <w:color w:val="1FA6A2"/>
+          <w:sz w:val="19"/>
+          <w:szCs w:val="19"/>
+        </w:rPr>
+        <w:t xml:space="preserve">   I Do — follow along with your teacher</w:t>
+      </w:r>
+    </w:p>
+    <w:tbl>
+      <w:tblPr>
+        <w:tblW w:type="pct" w:w="100%"/>
+        <w:tblBorders>
+          <w:top w:val="single" w:color="1FA6A2" w:sz="8"/>
+          <w:left w:val="single" w:color="1FA6A2" w:sz="8"/>
+          <w:bottom w:val="single" w:color="1FA6A2" w:sz="8"/>
+          <w:right w:val="single" w:color="1FA6A2" w:sz="8"/>
+          <w:insideH w:val="single" w:color="auto" w:sz="4"/>
+          <w:insideV w:val="single" w:color="auto" w:sz="4"/>
+        </w:tblBorders>
+      </w:tblPr>
+      <w:tblGrid>
+        <w:gridCol w:w="100"/>
+      </w:tblGrid>
+      <w:tr>
+        <w:tc>
+          <w:tcPr>
+            <w:shd w:fill="E6F4F3" w:color="auto" w:val="clear"/>
+            <w:tcMar>
+              <w:top w:type="dxa" w:w="120"/>
+              <w:left w:type="dxa" w:w="180"/>
+              <w:bottom w:type="dxa" w:w="120"/>
+              <w:right w:type="dxa" w:w="180"/>
+            </w:tcMar>
+          </w:tcPr>
+          <w:p>
+            <w:pPr>
+              <w:spacing w:after="60"/>
+            </w:pPr>
+            <w:r>
+              <w:rPr>
+                <w:b/>
+                <w:bCs/>
+                <w:color w:val="12355B"/>
+                <w:sz w:val="22"/>
+                <w:szCs w:val="22"/>
+              </w:rPr>
+              <w:t xml:space="preserve">Distribution Detective</w:t>
+            </w:r>
+          </w:p>
+          <w:p>
+            <w:pPr>
+              <w:spacing w:after="0"/>
+            </w:pPr>
+            <w:r>
+              <w:rPr>
+                <w:sz w:val="21"/>
+                <w:szCs w:val="21"/>
+              </w:rPr>
+              <w:t xml:space="preserve">The league analyst is studying three different data sets from the season: (1) Player heights across all teams, (2) Number of 3-pointers per game by each player, and (3) Years of experience for all coaches. Each data set has a different shape when graphed. Your job is to describe each shape and explain what it tells us about the data.</w:t>
+            </w:r>
+          </w:p>
+        </w:tc>
+      </w:tr>
+    </w:tbl>
+    <w:p>
+      <w:pPr>
+        <w:spacing w:after="80"/>
+      </w:pPr>
+      <w:r>
+        <w:t xml:space="preserve"/>
+      </w:r>
+    </w:p>
+    <w:p>
+      <w:pPr>
+        <w:spacing w:after="50" w:before="60"/>
+      </w:pPr>
+      <w:r>
+        <w:rPr>
+          <w:b/>
+          <w:bCs/>
+          <w:color w:val="12355B"/>
+          <w:sz w:val="21"/>
+          <w:szCs w:val="21"/>
+        </w:rPr>
+        <w:t xml:space="preserve">Think about:</w:t>
+      </w:r>
+    </w:p>
+    <w:p>
+      <w:pPr>
+        <w:spacing w:after="40"/>
+        <w:ind w:left="300"/>
+      </w:pPr>
+      <w:r>
+        <w:rPr>
+          <w:sz w:val="20"/>
+          <w:szCs w:val="20"/>
+        </w:rPr>
+        <w:t xml:space="preserve">•  Do the three data sets look the same when graphed?</w:t>
+      </w:r>
+    </w:p>
+    <w:p>
+      <w:pPr>
+        <w:spacing w:after="40"/>
+        <w:ind w:left="300"/>
+      </w:pPr>
+      <w:r>
+        <w:rPr>
+          <w:sz w:val="20"/>
+          <w:szCs w:val="20"/>
+        </w:rPr>
+        <w:t xml:space="preserve">•  Which graph has data bunched in the middle? Which has a long tail?</w:t>
+      </w:r>
+    </w:p>
+    <w:p>
+      <w:pPr>
+        <w:spacing w:after="40"/>
+        <w:ind w:left="300"/>
+      </w:pPr>
+      <w:r>
+        <w:rPr>
+          <w:sz w:val="20"/>
+          <w:szCs w:val="20"/>
+        </w:rPr>
+        <w:t xml:space="preserve">•  Are there any gaps or clusters you can spot?</w:t>
+      </w:r>
+    </w:p>
+    <w:p>
+      <w:pPr>
+        <w:spacing w:after="40"/>
+        <w:ind w:left="300"/>
+      </w:pPr>
+      <w:r>
+        <w:rPr>
+          <w:sz w:val="20"/>
+          <w:szCs w:val="20"/>
+        </w:rPr>
+        <w:t xml:space="preserve">•  Why would different sports data have different shapes?</w:t>
+      </w:r>
+    </w:p>
+    <w:p>
+      <w:pPr>
+        <w:spacing w:after="40"/>
+        <w:ind w:left="300"/>
+      </w:pPr>
+      <w:r>
+        <w:rPr>
+          <w:sz w:val="20"/>
+          <w:szCs w:val="20"/>
+        </w:rPr>
+        <w:t xml:space="preserve">•  Does the shape tell you which measure of center to use?</w:t>
+      </w:r>
+    </w:p>
+    <w:p>
+      <w:pPr>
+        <w:pStyle w:val="Heading2"/>
+        <w:spacing w:after="80" w:before="180"/>
+      </w:pPr>
+      <w:r>
+        <w:rPr>
+          <w:b/>
+          <w:bCs/>
+          <w:color w:val="12355B"/>
+          <w:sz w:val="24"/>
+          <w:szCs w:val="24"/>
+        </w:rPr>
+        <w:t xml:space="preserve">Solved Example</w:t>
+      </w:r>
+      <w:r>
+        <w:rPr>
+          <w:i/>
+          <w:iCs/>
+          <w:color w:val="1FA6A2"/>
+          <w:sz w:val="19"/>
+          <w:szCs w:val="19"/>
+        </w:rPr>
+        <w:t xml:space="preserve">   I Do — watch each step</w:t>
+      </w:r>
+    </w:p>
+    <w:p>
+      <w:pPr>
+        <w:keepNext/>
+        <w:spacing w:after="40"/>
+      </w:pPr>
+      <w:r>
+        <w:rPr>
+          <w:b/>
+          <w:bCs/>
+          <w:color w:val="12355B"/>
+          <w:sz w:val="21"/>
+          <w:szCs w:val="21"/>
+        </w:rPr>
+        <w:t xml:space="preserve">Problem:  </w:t>
+      </w:r>
+      <w:r>
+        <w:rPr>
+          <w:sz w:val="21"/>
+          <w:szCs w:val="21"/>
+        </w:rPr>
+        <w:t xml:space="preserve">A histogram of basketball players' ages shows: most players are 22–28, with a long tail of older players up to age 40. What is the shape of this distribution?</w:t>
+      </w:r>
+    </w:p>
+    <w:p>
+      <w:pPr>
+        <w:spacing w:after="30"/>
+        <w:ind w:left="420"/>
+      </w:pPr>
+      <w:r>
+        <w:rPr>
+          <w:sz w:val="20"/>
+          <w:szCs w:val="20"/>
+        </w:rPr>
+        <w:t xml:space="preserve">A)  Skewed right</w:t>
+      </w:r>
+    </w:p>
+    <w:p>
+      <w:pPr>
+        <w:spacing w:after="30"/>
+        <w:ind w:left="420"/>
+      </w:pPr>
+      <w:r>
+        <w:rPr>
+          <w:sz w:val="20"/>
+          <w:szCs w:val="20"/>
+        </w:rPr>
+        <w:t xml:space="preserve">B)  Symmetric</w:t>
+      </w:r>
+    </w:p>
+    <w:p>
+      <w:pPr>
+        <w:spacing w:after="30"/>
+        <w:ind w:left="420"/>
+      </w:pPr>
+      <w:r>
+        <w:rPr>
+          <w:sz w:val="20"/>
+          <w:szCs w:val="20"/>
+        </w:rPr>
+        <w:t xml:space="preserve">C)  Skewed left</w:t>
+      </w:r>
+    </w:p>
+    <w:p>
+      <w:pPr>
+        <w:spacing w:after="30"/>
+        <w:ind w:left="420"/>
+      </w:pPr>
+      <w:r>
+        <w:rPr>
+          <w:sz w:val="20"/>
+          <w:szCs w:val="20"/>
+        </w:rPr>
+        <w:t xml:space="preserve">D)  Uniform</w:t>
+      </w:r>
+    </w:p>
+    <w:p>
+      <w:pPr>
+        <w:spacing w:after="20" w:before="50"/>
+      </w:pPr>
+      <w:r>
+        <w:rPr>
+          <w:b/>
+          <w:bCs/>
+          <w:color w:val="1FA6A2"/>
+          <w:sz w:val="21"/>
+          <w:szCs w:val="21"/>
+        </w:rPr>
+        <w:t xml:space="preserve">Step 1:  </w:t>
+      </w:r>
+      <w:r>
+        <w:rPr>
+          <w:sz w:val="21"/>
+          <w:szCs w:val="21"/>
+        </w:rPr>
+        <w:t xml:space="preserve">Most data is on the left (younger ages) with a tail stretching right (older ages).</w:t>
+      </w:r>
+    </w:p>
+    <w:p>
+      <w:pPr>
+        <w:spacing w:after="20" w:before="50"/>
+      </w:pPr>
+      <w:r>
+        <w:rPr>
+          <w:b/>
+          <w:bCs/>
+          <w:color w:val="1FA6A2"/>
+          <w:sz w:val="21"/>
+          <w:szCs w:val="21"/>
+        </w:rPr>
+        <w:t xml:space="preserve">Step 2:  </w:t>
+      </w:r>
+      <w:r>
+        <w:rPr>
+          <w:sz w:val="21"/>
+          <w:szCs w:val="21"/>
+        </w:rPr>
+        <w:t xml:space="preserve">This is skewed right.</w:t>
+      </w:r>
+    </w:p>
+    <w:p>
+      <w:pPr>
+        <w:spacing w:after="40" w:before="60"/>
+      </w:pPr>
+      <w:r>
+        <w:rPr>
+          <w:b/>
+          <w:bCs/>
+          <w:color w:val="12355B"/>
+          <w:sz w:val="21"/>
+          <w:szCs w:val="21"/>
+        </w:rPr>
+        <w:t xml:space="preserve">Answer:  </w:t>
+      </w:r>
+      <w:r>
+        <w:rPr>
+          <w:b/>
+          <w:bCs/>
+          <w:sz w:val="21"/>
+          <w:szCs w:val="21"/>
+        </w:rPr>
+        <w:t xml:space="preserve">A. Skewed right</w:t>
+      </w:r>
+    </w:p>
+    <w:p>
+      <w:pPr>
+        <w:pStyle w:val="Heading1"/>
+        <w:pageBreakBefore/>
+        <w:pBdr>
+          <w:bottom w:val="single" w:color="1FA6A2" w:sz="14" w:space="6"/>
+        </w:pBdr>
+        <w:spacing w:after="140" w:before="0"/>
+      </w:pPr>
+      <w:r>
+        <w:rPr>
+          <w:b/>
+          <w:bCs/>
+          <w:color w:val="12355B"/>
+          <w:sz w:val="30"/>
+          <w:szCs w:val="30"/>
+        </w:rPr>
+        <w:t xml:space="preserve">Guided Practice</w:t>
+      </w:r>
+    </w:p>
+    <w:p>
+      <w:pPr>
+        <w:pStyle w:val="Heading2"/>
+        <w:spacing w:after="80" w:before="180"/>
+      </w:pPr>
+      <w:r>
+        <w:rPr>
+          <w:b/>
+          <w:bCs/>
+          <w:color w:val="12355B"/>
+          <w:sz w:val="24"/>
+          <w:szCs w:val="24"/>
+        </w:rPr>
+        <w:t xml:space="preserve">Solve Together</w:t>
+      </w:r>
+      <w:r>
+        <w:rPr>
+          <w:i/>
+          <w:iCs/>
+          <w:color w:val="6B4FA0"/>
+          <w:sz w:val="19"/>
+          <w:szCs w:val="19"/>
+        </w:rPr>
+        <w:t xml:space="preserve">   We Do — work with your class</w:t>
+      </w:r>
+    </w:p>
+    <w:p>
+      <w:pPr>
+        <w:keepNext/>
+        <w:spacing w:after="40" w:before="40"/>
+      </w:pPr>
+      <w:r>
+        <w:rPr>
+          <w:b/>
+          <w:bCs/>
+          <w:color w:val="12355B"/>
+          <w:sz w:val="21"/>
+          <w:szCs w:val="21"/>
+        </w:rPr>
+        <w:t xml:space="preserve">Problem:  </w:t>
+      </w:r>
+      <w:r>
+        <w:rPr>
+          <w:sz w:val="21"/>
+          <w:szCs w:val="21"/>
+        </w:rPr>
+        <w:t xml:space="preserve">A data set is symmetric. What is likely true about the mean and median?</w:t>
+      </w:r>
+    </w:p>
+    <w:p>
+      <w:pPr>
+        <w:spacing w:after="30"/>
+        <w:ind w:left="420"/>
+      </w:pPr>
+      <w:r>
+        <w:rPr>
+          <w:sz w:val="20"/>
+          <w:szCs w:val="20"/>
+        </w:rPr>
+        <w:t xml:space="preserve">A)  They are approximately equal</w:t>
+      </w:r>
+    </w:p>
+    <w:p>
+      <w:pPr>
+        <w:spacing w:after="30"/>
+        <w:ind w:left="420"/>
+      </w:pPr>
+      <w:r>
+        <w:rPr>
+          <w:sz w:val="20"/>
+          <w:szCs w:val="20"/>
+        </w:rPr>
+        <w:t xml:space="preserve">B)  The mean is much higher than the median</w:t>
+      </w:r>
+    </w:p>
+    <w:p>
+      <w:pPr>
+        <w:spacing w:after="30"/>
+        <w:ind w:left="420"/>
+      </w:pPr>
+      <w:r>
+        <w:rPr>
+          <w:sz w:val="20"/>
+          <w:szCs w:val="20"/>
+        </w:rPr>
+        <w:t xml:space="preserve">C)  The median is much higher than the mean</w:t>
+      </w:r>
+    </w:p>
+    <w:p>
+      <w:pPr>
+        <w:spacing w:after="30"/>
+        <w:ind w:left="420"/>
+      </w:pPr>
+      <w:r>
+        <w:rPr>
+          <w:sz w:val="20"/>
+          <w:szCs w:val="20"/>
+        </w:rPr>
+        <w:t xml:space="preserve">D)  They are always exactly the same</w:t>
+      </w:r>
+    </w:p>
+    <w:p>
+      <w:pPr>
+        <w:keepNext/>
+        <w:spacing w:after="0" w:before="50"/>
+      </w:pPr>
+      <w:r>
+        <w:rPr>
+          <w:b/>
+          <w:bCs/>
+          <w:color w:val="6B4FA0"/>
+          <w:sz w:val="21"/>
+          <w:szCs w:val="21"/>
+        </w:rPr>
+        <w:t xml:space="preserve">Step 1:</w:t>
+      </w:r>
+    </w:p>
+    <w:p>
+      <w:pPr>
+        <w:pBdr>
+          <w:bottom w:val="single" w:color="AFBECC" w:sz="6"/>
+        </w:pBdr>
+        <w:spacing w:after="30" w:before="150"/>
+      </w:pPr>
+      <w:r>
+        <w:t xml:space="preserve"/>
+      </w:r>
+    </w:p>
+    <w:p>
+      <w:pPr>
+        <w:keepNext/>
+        <w:spacing w:after="0" w:before="50"/>
+      </w:pPr>
+      <w:r>
+        <w:rPr>
+          <w:b/>
+          <w:bCs/>
+          <w:color w:val="6B4FA0"/>
+          <w:sz w:val="21"/>
+          <w:szCs w:val="21"/>
+        </w:rPr>
+        <w:t xml:space="preserve">Step 2:</w:t>
+      </w:r>
+    </w:p>
+    <w:p>
+      <w:pPr>
+        <w:pBdr>
+          <w:bottom w:val="single" w:color="AFBECC" w:sz="6"/>
+        </w:pBdr>
+        <w:spacing w:after="30" w:before="150"/>
+      </w:pPr>
+      <w:r>
+        <w:t xml:space="preserve"/>
+      </w:r>
+    </w:p>
+    <w:p>
+      <w:pPr>
+        <w:keepNext/>
+        <w:spacing w:after="0" w:before="60"/>
+      </w:pPr>
+      <w:r>
+        <w:rPr>
+          <w:b/>
+          <w:bCs/>
+          <w:color w:val="12355B"/>
+          <w:sz w:val="21"/>
+          <w:szCs w:val="21"/>
+        </w:rPr>
+        <w:t xml:space="preserve">Answer:</w:t>
+      </w:r>
+    </w:p>
+    <w:p>
+      <w:pPr>
+        <w:pBdr>
+          <w:bottom w:val="single" w:color="AFBECC" w:sz="6"/>
+        </w:pBdr>
+        <w:spacing w:after="30" w:before="150"/>
+      </w:pPr>
+      <w:r>
+        <w:t xml:space="preserve"/>
+      </w:r>
+    </w:p>
+    <w:p>
+      <w:pPr>
+        <w:spacing w:after="80"/>
+      </w:pPr>
+      <w:r>
+        <w:t xml:space="preserve"/>
+      </w:r>
+    </w:p>
+    <w:tbl>
+      <w:tblPr>
+        <w:tblW w:type="pct" w:w="100%"/>
+        <w:tblBorders>
+          <w:top w:val="single" w:color="BBD0DE" w:sz="8"/>
+          <w:left w:val="single" w:color="BBD0DE" w:sz="8"/>
+          <w:bottom w:val="single" w:color="BBD0DE" w:sz="8"/>
+          <w:right w:val="single" w:color="BBD0DE" w:sz="8"/>
+          <w:insideH w:val="single" w:color="auto" w:sz="4"/>
+          <w:insideV w:val="single" w:color="auto" w:sz="4"/>
+        </w:tblBorders>
+      </w:tblPr>
+      <w:tblGrid>
+        <w:gridCol w:w="100"/>
+      </w:tblGrid>
+      <w:tr>
+        <w:tc>
+          <w:tcPr>
+            <w:shd w:fill="EEF4F8" w:color="auto" w:val="clear"/>
+            <w:tcMar>
+              <w:top w:type="dxa" w:w="120"/>
+              <w:left w:type="dxa" w:w="180"/>
+              <w:bottom w:type="dxa" w:w="120"/>
+              <w:right w:type="dxa" w:w="180"/>
+            </w:tcMar>
+          </w:tcPr>
+          <w:p>
+            <w:pPr>
               <w:spacing w:after="60"/>
             </w:pPr>
             <w:r>
@@ -3687,6 +4983,97 @@
           <w:szCs w:val="19"/>
         </w:rPr>
         <w:t xml:space="preserve">  — The data clusters on the left (40–60) with a tail to the right (90–100). This is skewed right. The median is best because the mean would be pulled toward the high values.</w:t>
+      </w:r>
+    </w:p>
+    <w:p>
+      <w:pPr>
+        <w:pStyle w:val="Heading2"/>
+        <w:spacing w:after="80" w:before="180"/>
+      </w:pPr>
+      <w:r>
+        <w:rPr>
+          <w:b/>
+          <w:bCs/>
+          <w:color w:val="12355B"/>
+          <w:sz w:val="24"/>
+          <w:szCs w:val="24"/>
+        </w:rPr>
+        <w:t xml:space="preserve">Math Writing Criteria</w:t>
+      </w:r>
+    </w:p>
+    <w:p>
+      <w:pPr>
+        <w:spacing w:after="100"/>
+      </w:pPr>
+      <w:r>
+        <w:rPr>
+          <w:i/>
+          <w:iCs/>
+          <w:color w:val="5F6F80"/>
+          <w:sz w:val="19"/>
+          <w:szCs w:val="19"/>
+        </w:rPr>
+        <w:t xml:space="preserve">The support level changes the amount of language scaffolding, not the mathematical expectation.</w:t>
+      </w:r>
+    </w:p>
+    <w:p>
+      <w:pPr>
+        <w:spacing w:after="80"/>
+      </w:pPr>
+      <w:r>
+        <w:rPr>
+          <w:sz w:val="20"/>
+          <w:szCs w:val="20"/>
+        </w:rPr>
+        <w:t xml:space="preserve">☐  I answered the question.</w:t>
+      </w:r>
+    </w:p>
+    <w:p>
+      <w:pPr>
+        <w:spacing w:after="80"/>
+      </w:pPr>
+      <w:r>
+        <w:rPr>
+          <w:sz w:val="20"/>
+          <w:szCs w:val="20"/>
+        </w:rPr>
+        <w:t xml:space="preserve">☐  I used math evidence: numbers, an equation, a model, or a comparison.</w:t>
+      </w:r>
+    </w:p>
+    <w:p>
+      <w:pPr>
+        <w:spacing w:after="80"/>
+      </w:pPr>
+      <w:r>
+        <w:rPr>
+          <w:sz w:val="20"/>
+          <w:szCs w:val="20"/>
+        </w:rPr>
+        <w:t xml:space="preserve">☐  I explained how the evidence proves my answer.</w:t>
+      </w:r>
+    </w:p>
+    <w:p>
+      <w:pPr>
+        <w:spacing w:after="80"/>
+      </w:pPr>
+      <w:r>
+        <w:rPr>
+          <w:sz w:val="20"/>
+          <w:szCs w:val="20"/>
+        </w:rPr>
+        <w:t xml:space="preserve">☐  I used at least two math words.</w:t>
+      </w:r>
+    </w:p>
+    <w:p>
+      <w:pPr>
+        <w:spacing w:after="80"/>
+      </w:pPr>
+      <w:r>
+        <w:rPr>
+          <w:sz w:val="20"/>
+          <w:szCs w:val="20"/>
+        </w:rPr>
+        <w:t xml:space="preserve">☐  I reread complete sentences and punctuation.</w:t>
       </w:r>
     </w:p>
     <w:sectPr>

--- a/lessons/8-7/downloads/8-7-notes-teacher.docx
+++ b/lessons/8-7/downloads/8-7-notes-teacher.docx
@@ -1168,7 +1168,7 @@
                 <w:sz w:val="18"/>
                 <w:szCs w:val="18"/>
               </w:rPr>
-              <w:t xml:space="preserve">"5 less than a number is 12" becomes x − 5 = 12, where x is the variable.</w:t>
+              <w:t xml:space="preserve">“5 less than a number is 12” becomes x − 5 = 12, where x is the variable.</w:t>
             </w:r>
           </w:p>
         </w:tc>
@@ -1322,7 +1322,7 @@
                 <w:sz w:val="18"/>
                 <w:szCs w:val="18"/>
               </w:rPr>
-              <w:t xml:space="preserve">"You can spend at most $20" is a constraint: cost ≤ 20.</w:t>
+              <w:t xml:space="preserve">“You can spend at most $20” is a constraint: cost ≤ 20.</w:t>
             </w:r>
           </w:p>
         </w:tc>
@@ -1447,7 +1447,7 @@
           <w:sz w:val="22"/>
           <w:szCs w:val="22"/>
         </w:rPr>
-        <w:t xml:space="preserve">__________  —  Use an equation for one exact value or an inequality for a range of values in a real situation.</w:t>
+        <w:t xml:space="preserve">Use an equation for one exact value and an ___ for a range.</w:t>
       </w:r>
     </w:p>
     <w:p>

--- a/lessons/8-7/downloads/8-7-notes-teacher.docx
+++ b/lessons/8-7/downloads/8-7-notes-teacher.docx
@@ -219,10 +219,12 @@
     <w:p>
       <w:pPr>
         <w:pStyle w:val="Heading1"/>
+        <w:keepNext/>
+        <w:keepLines/>
         <w:pBdr>
           <w:bottom w:val="single" w:color="1FA6A2" w:sz="14" w:space="6"/>
         </w:pBdr>
-        <w:spacing w:after="140" w:before="260"/>
+        <w:spacing w:after="140" w:before="300"/>
       </w:pPr>
       <w:r>
         <w:rPr>
@@ -1331,10 +1333,12 @@
     <w:p>
       <w:pPr>
         <w:pStyle w:val="Heading1"/>
+        <w:keepNext/>
+        <w:keepLines/>
         <w:pBdr>
           <w:bottom w:val="single" w:color="1FA6A2" w:sz="14" w:space="6"/>
         </w:pBdr>
-        <w:spacing w:after="140" w:before="260"/>
+        <w:spacing w:after="140" w:before="300"/>
       </w:pPr>
       <w:r>
         <w:rPr>
@@ -1430,7 +1434,8 @@
     </w:p>
     <w:p>
       <w:pPr>
-        <w:spacing w:after="120" w:before="80"/>
+        <w:keepLines/>
+        <w:spacing w:after="260" w:before="200"/>
       </w:pPr>
       <w:r>
         <w:rPr>
@@ -1447,34 +1452,27 @@
           <w:sz w:val="22"/>
           <w:szCs w:val="22"/>
         </w:rPr>
-        <w:t xml:space="preserve">Use an equation for one exact value and an ___ for a range.</w:t>
-      </w:r>
-    </w:p>
-    <w:p>
-      <w:pPr>
-        <w:spacing w:after="120" w:before="80"/>
-      </w:pPr>
-      <w:r>
-        <w:rPr>
-          <w:b/>
-          <w:bCs/>
-          <w:color w:val="12355B"/>
+        <w:t xml:space="preserve">Use an equation for one exact value and an </w:t>
+      </w:r>
+      <w:r>
+        <w:rPr>
           <w:sz w:val="22"/>
           <w:szCs w:val="22"/>
         </w:rPr>
-        <w:t xml:space="preserve">2.  </w:t>
+        <w:t xml:space="preserve">________________</w:t>
       </w:r>
       <w:r>
         <w:rPr>
           <w:sz w:val="22"/>
           <w:szCs w:val="22"/>
         </w:rPr>
-        <w:t xml:space="preserve">A drawing, equation, or diagram that represents a situation is a ___.</w:t>
-      </w:r>
-    </w:p>
-    <w:p>
-      <w:pPr>
-        <w:spacing w:after="120" w:before="80"/>
+        <w:t xml:space="preserve"> for a range.</w:t>
+      </w:r>
+    </w:p>
+    <w:p>
+      <w:pPr>
+        <w:keepLines/>
+        <w:spacing w:after="260" w:before="200"/>
       </w:pPr>
       <w:r>
         <w:rPr>
@@ -1484,41 +1482,34 @@
           <w:sz w:val="22"/>
           <w:szCs w:val="22"/>
         </w:rPr>
-        <w:t xml:space="preserve">3.  </w:t>
+        <w:t xml:space="preserve">2.  </w:t>
       </w:r>
       <w:r>
         <w:rPr>
           <w:sz w:val="22"/>
           <w:szCs w:val="22"/>
         </w:rPr>
-        <w:t xml:space="preserve">A math sentence with an equal sign is an ___.</w:t>
-      </w:r>
-    </w:p>
-    <w:p>
-      <w:pPr>
-        <w:spacing w:after="120" w:before="80"/>
-      </w:pPr>
-      <w:r>
-        <w:rPr>
-          <w:b/>
-          <w:bCs/>
-          <w:color w:val="12355B"/>
+        <w:t xml:space="preserve">A drawing, equation, or diagram that represents a situation is a </w:t>
+      </w:r>
+      <w:r>
+        <w:rPr>
           <w:sz w:val="22"/>
           <w:szCs w:val="22"/>
         </w:rPr>
-        <w:t xml:space="preserve">4.  </w:t>
+        <w:t xml:space="preserve">________________</w:t>
       </w:r>
       <w:r>
         <w:rPr>
           <w:sz w:val="22"/>
           <w:szCs w:val="22"/>
         </w:rPr>
-        <w:t xml:space="preserve">A math sentence that compares values with &lt;, &gt;, ≤, or ≥ is an ___.</w:t>
-      </w:r>
-    </w:p>
-    <w:p>
-      <w:pPr>
-        <w:spacing w:after="120" w:before="80"/>
+        <w:t xml:space="preserve">.</w:t>
+      </w:r>
+    </w:p>
+    <w:p>
+      <w:pPr>
+        <w:keepLines/>
+        <w:spacing w:after="260" w:before="200"/>
       </w:pPr>
       <w:r>
         <w:rPr>
@@ -1528,41 +1519,34 @@
           <w:sz w:val="22"/>
           <w:szCs w:val="22"/>
         </w:rPr>
-        <w:t xml:space="preserve">5.  </w:t>
+        <w:t xml:space="preserve">3.  </w:t>
       </w:r>
       <w:r>
         <w:rPr>
           <w:sz w:val="22"/>
           <w:szCs w:val="22"/>
         </w:rPr>
-        <w:t xml:space="preserve">Checking whether an answer makes sense for the problem is checking its ___.</w:t>
-      </w:r>
-    </w:p>
-    <w:p>
-      <w:pPr>
-        <w:spacing w:after="120" w:before="80"/>
-      </w:pPr>
-      <w:r>
-        <w:rPr>
-          <w:b/>
-          <w:bCs/>
-          <w:color w:val="12355B"/>
+        <w:t xml:space="preserve">A math sentence with an equal sign is an </w:t>
+      </w:r>
+      <w:r>
+        <w:rPr>
           <w:sz w:val="22"/>
           <w:szCs w:val="22"/>
         </w:rPr>
-        <w:t xml:space="preserve">6.  </w:t>
+        <w:t xml:space="preserve">________________</w:t>
       </w:r>
       <w:r>
         <w:rPr>
           <w:sz w:val="22"/>
           <w:szCs w:val="22"/>
         </w:rPr>
-        <w:t xml:space="preserve">A letter that stands for the unknown amount in a problem is a ___.</w:t>
-      </w:r>
-    </w:p>
-    <w:p>
-      <w:pPr>
-        <w:spacing w:after="120" w:before="80"/>
+        <w:t xml:space="preserve">.</w:t>
+      </w:r>
+    </w:p>
+    <w:p>
+      <w:pPr>
+        <w:keepLines/>
+        <w:spacing w:after="260" w:before="200"/>
       </w:pPr>
       <w:r>
         <w:rPr>
@@ -1572,24 +1556,150 @@
           <w:sz w:val="22"/>
           <w:szCs w:val="22"/>
         </w:rPr>
-        <w:t xml:space="preserve">7.  </w:t>
+        <w:t xml:space="preserve">4.  </w:t>
       </w:r>
       <w:r>
         <w:rPr>
           <w:sz w:val="22"/>
           <w:szCs w:val="22"/>
         </w:rPr>
-        <w:t xml:space="preserve">A limit that tells which values are allowed in a problem is a ___.</w:t>
+        <w:t xml:space="preserve">A math sentence that compares values with &lt;, &gt;, ≤, or ≥ is an </w:t>
+      </w:r>
+      <w:r>
+        <w:rPr>
+          <w:sz w:val="22"/>
+          <w:szCs w:val="22"/>
+        </w:rPr>
+        <w:t xml:space="preserve">________________</w:t>
+      </w:r>
+      <w:r>
+        <w:rPr>
+          <w:sz w:val="22"/>
+          <w:szCs w:val="22"/>
+        </w:rPr>
+        <w:t xml:space="preserve">.</w:t>
+      </w:r>
+    </w:p>
+    <w:p>
+      <w:pPr>
+        <w:keepLines/>
+        <w:spacing w:after="260" w:before="200"/>
+      </w:pPr>
+      <w:r>
+        <w:rPr>
+          <w:b/>
+          <w:bCs/>
+          <w:color w:val="12355B"/>
+          <w:sz w:val="22"/>
+          <w:szCs w:val="22"/>
+        </w:rPr>
+        <w:t xml:space="preserve">5.  </w:t>
+      </w:r>
+      <w:r>
+        <w:rPr>
+          <w:sz w:val="22"/>
+          <w:szCs w:val="22"/>
+        </w:rPr>
+        <w:t xml:space="preserve">Checking whether an answer makes sense for the problem is checking its </w:t>
+      </w:r>
+      <w:r>
+        <w:rPr>
+          <w:sz w:val="22"/>
+          <w:szCs w:val="22"/>
+        </w:rPr>
+        <w:t xml:space="preserve">________________</w:t>
+      </w:r>
+      <w:r>
+        <w:rPr>
+          <w:sz w:val="22"/>
+          <w:szCs w:val="22"/>
+        </w:rPr>
+        <w:t xml:space="preserve">.</w:t>
+      </w:r>
+    </w:p>
+    <w:p>
+      <w:pPr>
+        <w:keepLines/>
+        <w:spacing w:after="260" w:before="200"/>
+      </w:pPr>
+      <w:r>
+        <w:rPr>
+          <w:b/>
+          <w:bCs/>
+          <w:color w:val="12355B"/>
+          <w:sz w:val="22"/>
+          <w:szCs w:val="22"/>
+        </w:rPr>
+        <w:t xml:space="preserve">6.  </w:t>
+      </w:r>
+      <w:r>
+        <w:rPr>
+          <w:sz w:val="22"/>
+          <w:szCs w:val="22"/>
+        </w:rPr>
+        <w:t xml:space="preserve">A letter that stands for the unknown amount in a problem is a </w:t>
+      </w:r>
+      <w:r>
+        <w:rPr>
+          <w:sz w:val="22"/>
+          <w:szCs w:val="22"/>
+        </w:rPr>
+        <w:t xml:space="preserve">________________</w:t>
+      </w:r>
+      <w:r>
+        <w:rPr>
+          <w:sz w:val="22"/>
+          <w:szCs w:val="22"/>
+        </w:rPr>
+        <w:t xml:space="preserve">.</w:t>
+      </w:r>
+    </w:p>
+    <w:p>
+      <w:pPr>
+        <w:keepLines/>
+        <w:spacing w:after="260" w:before="200"/>
+      </w:pPr>
+      <w:r>
+        <w:rPr>
+          <w:b/>
+          <w:bCs/>
+          <w:color w:val="12355B"/>
+          <w:sz w:val="22"/>
+          <w:szCs w:val="22"/>
+        </w:rPr>
+        <w:t xml:space="preserve">7.  </w:t>
+      </w:r>
+      <w:r>
+        <w:rPr>
+          <w:sz w:val="22"/>
+          <w:szCs w:val="22"/>
+        </w:rPr>
+        <w:t xml:space="preserve">A limit that tells which values are allowed in a problem is a </w:t>
+      </w:r>
+      <w:r>
+        <w:rPr>
+          <w:sz w:val="22"/>
+          <w:szCs w:val="22"/>
+        </w:rPr>
+        <w:t xml:space="preserve">________________</w:t>
+      </w:r>
+      <w:r>
+        <w:rPr>
+          <w:sz w:val="22"/>
+          <w:szCs w:val="22"/>
+        </w:rPr>
+        <w:t xml:space="preserve">.</w:t>
       </w:r>
     </w:p>
     <w:p>
       <w:pPr>
         <w:pStyle w:val="Heading1"/>
-        <w:pageBreakBefore/>
+        <w:keepNext/>
+        <w:keepLines/>
         <w:pBdr>
           <w:bottom w:val="single" w:color="1FA6A2" w:sz="14" w:space="6"/>
         </w:pBdr>
-        <w:spacing w:after="140" w:before="0"/>
+        <w:spacing w:after="140" w:before="300"/>
       </w:pPr>
       <w:r>
         <w:rPr>
@@ -2870,11 +2980,12 @@
     <w:p>
       <w:pPr>
         <w:pStyle w:val="Heading1"/>
-        <w:pageBreakBefore/>
+        <w:keepNext/>
+        <w:keepLines/>
         <w:pBdr>
           <w:bottom w:val="single" w:color="1FA6A2" w:sz="14" w:space="6"/>
         </w:pBdr>
-        <w:spacing w:after="140" w:before="0"/>
+        <w:spacing w:after="140" w:before="300"/>
       </w:pPr>
       <w:r>
         <w:rPr>
@@ -3229,11 +3340,12 @@
     <w:p>
       <w:pPr>
         <w:pStyle w:val="Heading1"/>
-        <w:pageBreakBefore/>
+        <w:keepNext/>
+        <w:keepLines/>
         <w:pBdr>
           <w:bottom w:val="single" w:color="1FA6A2" w:sz="14" w:space="6"/>
         </w:pBdr>
-        <w:spacing w:after="140" w:before="0"/>
+        <w:spacing w:after="140" w:before="300"/>
       </w:pPr>
       <w:r>
         <w:rPr>
@@ -3954,11 +4066,12 @@
     <w:p>
       <w:pPr>
         <w:pStyle w:val="Heading1"/>
-        <w:pageBreakBefore/>
+        <w:keepNext/>
+        <w:keepLines/>
         <w:pBdr>
           <w:bottom w:val="single" w:color="1FA6A2" w:sz="14" w:space="6"/>
         </w:pBdr>
-        <w:spacing w:after="140" w:before="0"/>
+        <w:spacing w:after="140" w:before="300"/>
       </w:pPr>
       <w:r>
         <w:rPr>
@@ -4457,11 +4570,12 @@
     <w:p>
       <w:pPr>
         <w:pStyle w:val="Heading1"/>
-        <w:pageBreakBefore/>
+        <w:keepNext/>
+        <w:keepLines/>
         <w:pBdr>
           <w:bottom w:val="single" w:color="1FA6A2" w:sz="14" w:space="6"/>
         </w:pBdr>
-        <w:spacing w:after="140" w:before="0"/>
+        <w:spacing w:after="140" w:before="300"/>
       </w:pPr>
       <w:r>
         <w:rPr>
@@ -4574,6 +4688,8 @@
     <w:p>
       <w:pPr>
         <w:pStyle w:val="Heading1"/>
+        <w:keepNext/>
+        <w:keepLines/>
         <w:pageBreakBefore/>
         <w:pBdr>
           <w:bottom w:val="single" w:color="1FA6A2" w:sz="14" w:space="6"/>

--- a/lessons/8-7/downloads/8-7-notes-teacher.docx
+++ b/lessons/8-7/downloads/8-7-notes-teacher.docx
@@ -1712,47 +1712,6 @@
         <w:t xml:space="preserve">Write About the Math</w:t>
       </w:r>
     </w:p>
-    <w:p>
-      <w:pPr>
-        <w:spacing w:after="100"/>
-      </w:pPr>
-      <w:r>
-        <w:rPr>
-          <w:i/>
-          <w:iCs/>
-          <w:color w:val="5F6F80"/>
-          <w:sz w:val="19"/>
-          <w:szCs w:val="19"/>
-        </w:rPr>
-        <w:t xml:space="preserve">Use the support level you need. Every level answers the same math question.</w:t>
-      </w:r>
-    </w:p>
-    <w:p>
-      <w:pPr>
-        <w:pStyle w:val="Heading2"/>
-        <w:spacing w:after="80" w:before="180"/>
-      </w:pPr>
-      <w:r>
-        <w:rPr>
-          <w:b/>
-          <w:bCs/>
-          <w:color w:val="12355B"/>
-          <w:sz w:val="24"/>
-          <w:szCs w:val="24"/>
-        </w:rPr>
-        <w:t xml:space="preserve">1. Understand the Question</w:t>
-      </w:r>
-      <w:r>
-        <w:rPr>
-          <w:i/>
-          <w:iCs/>
-          <w:color w:val="B97A12"/>
-          <w:sz w:val="19"/>
-          <w:szCs w:val="19"/>
-        </w:rPr>
-        <w:t xml:space="preserve">   explain</w:t>
-      </w:r>
-    </w:p>
     <w:tbl>
       <w:tblPr>
         <w:tblW w:type="pct" w:w="100%"/>
@@ -1791,344 +1750,6 @@
               </w:rPr>
               <w:t xml:space="preserve">How much more can the detective spend? How much does each flashlight cost? When do you use an equation versus an inequality?</w:t>
             </w:r>
-          </w:p>
-          <w:p>
-            <w:pPr>
-              <w:spacing w:after="0"/>
-            </w:pPr>
-            <w:r>
-              <w:rPr>
-                <w:b/>
-                <w:bCs/>
-                <w:color w:val="12355B"/>
-                <w:sz w:val="20"/>
-                <w:szCs w:val="20"/>
-              </w:rPr>
-              <w:t xml:space="preserve">Your job:  </w:t>
-            </w:r>
-            <w:r>
-              <w:rPr>
-                <w:sz w:val="20"/>
-                <w:szCs w:val="20"/>
-              </w:rPr>
-              <w:t xml:space="preserve">Answer the question. Use math evidence. Explain how the evidence proves your answer.</w:t>
-            </w:r>
-            <w:r>
-              <w:rPr>
-                <w:i/>
-                <w:iCs/>
-                <w:color w:val="5F6F80"/>
-                <w:sz w:val="18"/>
-                <w:szCs w:val="18"/>
-              </w:rPr>
-              <w:br/>
-              <w:t xml:space="preserve">Responde la pregunta. Usa evidencia matemática. Explica cómo la evidencia demuestra tu respuesta.</w:t>
-            </w:r>
-          </w:p>
-        </w:tc>
-      </w:tr>
-    </w:tbl>
-    <w:p>
-      <w:pPr>
-        <w:pStyle w:val="Heading2"/>
-        <w:spacing w:after="80" w:before="180"/>
-      </w:pPr>
-      <w:r>
-        <w:rPr>
-          <w:b/>
-          <w:bCs/>
-          <w:color w:val="12355B"/>
-          <w:sz w:val="24"/>
-          <w:szCs w:val="24"/>
-        </w:rPr>
-        <w:t xml:space="preserve">2. Plan Your Math Words</w:t>
-      </w:r>
-      <w:r>
-        <w:rPr>
-          <w:i/>
-          <w:iCs/>
-          <w:color w:val="1FA6A2"/>
-          <w:sz w:val="19"/>
-          <w:szCs w:val="19"/>
-        </w:rPr>
-        <w:t xml:space="preserve">   check at least two</w:t>
-      </w:r>
-    </w:p>
-    <w:p>
-      <w:pPr>
-        <w:spacing w:after="60"/>
-      </w:pPr>
-      <w:r>
-        <w:rPr>
-          <w:b/>
-          <w:bCs/>
-          <w:color w:val="1FA6A2"/>
-          <w:sz w:val="22"/>
-          <w:szCs w:val="22"/>
-        </w:rPr>
-        <w:t xml:space="preserve">☐  </w:t>
-      </w:r>
-      <w:r>
-        <w:rPr>
-          <w:b/>
-          <w:bCs/>
-          <w:color w:val="12355B"/>
-          <w:sz w:val="20"/>
-          <w:szCs w:val="20"/>
-        </w:rPr>
-        <w:t xml:space="preserve">Equations and Inequalities Problem Solving — </w:t>
-      </w:r>
-      <w:r>
-        <w:rPr>
-          <w:sz w:val="20"/>
-          <w:szCs w:val="20"/>
-        </w:rPr>
-        <w:t xml:space="preserve">Use an equation for one exact value or an inequality for a range of values in a real situation.</w:t>
-      </w:r>
-      <w:r>
-        <w:rPr>
-          <w:i/>
-          <w:iCs/>
-          <w:color w:val="5F6F80"/>
-          <w:sz w:val="18"/>
-          <w:szCs w:val="18"/>
-        </w:rPr>
-        <w:br/>
-        <w:t xml:space="preserve">Resolución de problemas con ecuaciones y desigualdades — Usar una ecuación para un valor exacto o una desigualdad para un rango de valores en una situación real.</w:t>
-      </w:r>
-    </w:p>
-    <w:p>
-      <w:pPr>
-        <w:spacing w:after="60"/>
-      </w:pPr>
-      <w:r>
-        <w:rPr>
-          <w:b/>
-          <w:bCs/>
-          <w:color w:val="1FA6A2"/>
-          <w:sz w:val="22"/>
-          <w:szCs w:val="22"/>
-        </w:rPr>
-        <w:t xml:space="preserve">☐  </w:t>
-      </w:r>
-      <w:r>
-        <w:rPr>
-          <w:b/>
-          <w:bCs/>
-          <w:color w:val="12355B"/>
-          <w:sz w:val="20"/>
-          <w:szCs w:val="20"/>
-        </w:rPr>
-        <w:t xml:space="preserve">Model — </w:t>
-      </w:r>
-      <w:r>
-        <w:rPr>
-          <w:sz w:val="20"/>
-          <w:szCs w:val="20"/>
-        </w:rPr>
-        <w:t xml:space="preserve">To show a real-life situation with an equation or inequality.</w:t>
-      </w:r>
-      <w:r>
-        <w:rPr>
-          <w:i/>
-          <w:iCs/>
-          <w:color w:val="5F6F80"/>
-          <w:sz w:val="18"/>
-          <w:szCs w:val="18"/>
-        </w:rPr>
-        <w:br/>
-        <w:t xml:space="preserve">Modelar — Mostrar una situación real con una ecuación o desigualdad.</w:t>
-      </w:r>
-    </w:p>
-    <w:p>
-      <w:pPr>
-        <w:spacing w:after="60"/>
-      </w:pPr>
-      <w:r>
-        <w:rPr>
-          <w:b/>
-          <w:bCs/>
-          <w:color w:val="1FA6A2"/>
-          <w:sz w:val="22"/>
-          <w:szCs w:val="22"/>
-        </w:rPr>
-        <w:t xml:space="preserve">☐  </w:t>
-      </w:r>
-      <w:r>
-        <w:rPr>
-          <w:b/>
-          <w:bCs/>
-          <w:color w:val="12355B"/>
-          <w:sz w:val="20"/>
-          <w:szCs w:val="20"/>
-        </w:rPr>
-        <w:t xml:space="preserve">Equation — </w:t>
-      </w:r>
-      <w:r>
-        <w:rPr>
-          <w:sz w:val="20"/>
-          <w:szCs w:val="20"/>
-        </w:rPr>
-        <w:t xml:space="preserve">A math sentence with an equal sign showing both sides are the same.</w:t>
-      </w:r>
-      <w:r>
-        <w:rPr>
-          <w:i/>
-          <w:iCs/>
-          <w:color w:val="5F6F80"/>
-          <w:sz w:val="18"/>
-          <w:szCs w:val="18"/>
-        </w:rPr>
-        <w:br/>
-        <w:t xml:space="preserve">Ecuación — Una oración matemática con un signo igual que muestra que ambos lados son iguales.</w:t>
-      </w:r>
-    </w:p>
-    <w:p>
-      <w:pPr>
-        <w:spacing w:after="60"/>
-      </w:pPr>
-      <w:r>
-        <w:rPr>
-          <w:b/>
-          <w:bCs/>
-          <w:color w:val="1FA6A2"/>
-          <w:sz w:val="22"/>
-          <w:szCs w:val="22"/>
-        </w:rPr>
-        <w:t xml:space="preserve">☐  </w:t>
-      </w:r>
-      <w:r>
-        <w:rPr>
-          <w:b/>
-          <w:bCs/>
-          <w:color w:val="12355B"/>
-          <w:sz w:val="20"/>
-          <w:szCs w:val="20"/>
-        </w:rPr>
-        <w:t xml:space="preserve">Inequality — </w:t>
-      </w:r>
-      <w:r>
-        <w:rPr>
-          <w:sz w:val="20"/>
-          <w:szCs w:val="20"/>
-        </w:rPr>
-        <w:t xml:space="preserve">A math sentence that compares two sides with &lt;, &gt;, ≤, or ≥.</w:t>
-      </w:r>
-      <w:r>
-        <w:rPr>
-          <w:i/>
-          <w:iCs/>
-          <w:color w:val="5F6F80"/>
-          <w:sz w:val="18"/>
-          <w:szCs w:val="18"/>
-        </w:rPr>
-        <w:br/>
-        <w:t xml:space="preserve">Desigualdad — Una oración matemática que compara dos lados con &lt;, &gt;, ≤ o ≥.</w:t>
-      </w:r>
-    </w:p>
-    <w:p>
-      <w:pPr>
-        <w:spacing w:after="60"/>
-      </w:pPr>
-      <w:r>
-        <w:rPr>
-          <w:b/>
-          <w:bCs/>
-          <w:color w:val="1FA6A2"/>
-          <w:sz w:val="22"/>
-          <w:szCs w:val="22"/>
-        </w:rPr>
-        <w:t xml:space="preserve">☐  </w:t>
-      </w:r>
-      <w:r>
-        <w:rPr>
-          <w:b/>
-          <w:bCs/>
-          <w:color w:val="12355B"/>
-          <w:sz w:val="20"/>
-          <w:szCs w:val="20"/>
-        </w:rPr>
-        <w:t xml:space="preserve">Reasonableness — </w:t>
-      </w:r>
-      <w:r>
-        <w:rPr>
-          <w:sz w:val="20"/>
-          <w:szCs w:val="20"/>
-        </w:rPr>
-        <w:t xml:space="preserve">Checking if your answer makes sense.</w:t>
-      </w:r>
-      <w:r>
-        <w:rPr>
-          <w:i/>
-          <w:iCs/>
-          <w:color w:val="5F6F80"/>
-          <w:sz w:val="18"/>
-          <w:szCs w:val="18"/>
-        </w:rPr>
-        <w:br/>
-        <w:t xml:space="preserve">Razonabilidad — Revisar si tu respuesta tiene sentido.</w:t>
-      </w:r>
-    </w:p>
-    <w:tbl>
-      <w:tblPr>
-        <w:tblW w:type="pct" w:w="100%"/>
-        <w:tblBorders>
-          <w:top w:val="single" w:color="1FA6A2" w:sz="8"/>
-          <w:left w:val="single" w:color="1FA6A2" w:sz="8"/>
-          <w:bottom w:val="single" w:color="1FA6A2" w:sz="8"/>
-          <w:right w:val="single" w:color="1FA6A2" w:sz="8"/>
-          <w:insideH w:val="single" w:color="auto" w:sz="4"/>
-          <w:insideV w:val="single" w:color="auto" w:sz="4"/>
-        </w:tblBorders>
-      </w:tblPr>
-      <w:tblGrid>
-        <w:gridCol w:w="100"/>
-      </w:tblGrid>
-      <w:tr>
-        <w:tc>
-          <w:tcPr>
-            <w:shd w:fill="F7FFFD" w:color="auto" w:val="clear"/>
-            <w:tcMar>
-              <w:top w:type="dxa" w:w="120"/>
-              <w:left w:type="dxa" w:w="180"/>
-              <w:bottom w:type="dxa" w:w="120"/>
-              <w:right w:type="dxa" w:w="180"/>
-            </w:tcMar>
-          </w:tcPr>
-          <w:p>
-            <w:pPr>
-              <w:spacing w:after="50"/>
-            </w:pPr>
-            <w:r>
-              <w:rPr>
-                <w:b/>
-                <w:bCs/>
-                <w:color w:val="1FA6A2"/>
-                <w:sz w:val="20"/>
-                <w:szCs w:val="20"/>
-              </w:rPr>
-              <w:t xml:space="preserve">Say it first:  </w:t>
-            </w:r>
-            <w:r>
-              <w:rPr>
-                <w:sz w:val="20"/>
-                <w:szCs w:val="20"/>
-              </w:rPr>
-              <w:t xml:space="preserve">Say your idea to a partner or quietly to yourself before you write.</w:t>
-            </w:r>
-          </w:p>
-          <w:p>
-            <w:pPr>
-              <w:spacing w:after="60"/>
-            </w:pPr>
-            <w:r>
-              <w:rPr>
-                <w:color w:val="1A2733"/>
-                <w:sz w:val="21"/>
-                <w:szCs w:val="21"/>
-              </w:rPr>
-              <w:t xml:space="preserve">The detective can spend at most $__ more because r ≤ 500 − ___ = ___. Each flashlight costs $__ because f = 60 ÷ ___ = ___.</w:t>
-            </w:r>
             <w:r>
               <w:rPr>
                 <w:i/>
@@ -2138,7 +1759,7 @@
                 <w:szCs w:val="19"/>
               </w:rPr>
               <w:br/>
-              <w:t xml:space="preserve">Di tu respuesta primero: Mi respuesta es ___ porque ___.</w:t>
+              <w:t xml:space="preserve">¿Cuánto más puede gastar la detective? ¿Cuánto cuesta cada linterna? ¿Cuándo usas una ecuación y cuándo una desigualdad?</w:t>
             </w:r>
           </w:p>
         </w:tc>
@@ -2146,28 +1767,192 @@
     </w:tbl>
     <w:p>
       <w:pPr>
-        <w:pStyle w:val="Heading2"/>
-        <w:spacing w:after="80" w:before="180"/>
-      </w:pPr>
-      <w:r>
-        <w:rPr>
-          <w:b/>
-          <w:bCs/>
-          <w:color w:val="12355B"/>
-          <w:sz w:val="24"/>
-          <w:szCs w:val="24"/>
-        </w:rPr>
-        <w:t xml:space="preserve">3. Build Your Explanation</w:t>
-      </w:r>
+        <w:spacing w:after="100"/>
+      </w:pPr>
       <w:r>
         <w:rPr>
           <w:i/>
           <w:iCs/>
-          <w:color w:val="B97A12"/>
+          <w:color w:val="5F6F80"/>
           <w:sz w:val="19"/>
           <w:szCs w:val="19"/>
         </w:rPr>
-        <w:t xml:space="preserve">   choose your support</w:t>
+        <w:t xml:space="preserve">Say your answer to a partner first. Then write it, using at least two of these words:</w:t>
+      </w:r>
+    </w:p>
+    <w:p>
+      <w:pPr>
+        <w:spacing w:after="40"/>
+      </w:pPr>
+      <w:r>
+        <w:rPr>
+          <w:b/>
+          <w:bCs/>
+          <w:color w:val="1FA6A2"/>
+          <w:sz w:val="22"/>
+          <w:szCs w:val="22"/>
+        </w:rPr>
+        <w:t xml:space="preserve">☐  </w:t>
+      </w:r>
+      <w:r>
+        <w:rPr>
+          <w:b/>
+          <w:bCs/>
+          <w:color w:val="12355B"/>
+          <w:sz w:val="20"/>
+          <w:szCs w:val="20"/>
+        </w:rPr>
+        <w:t xml:space="preserve">Model</w:t>
+      </w:r>
+      <w:r>
+        <w:rPr>
+          <w:i/>
+          <w:iCs/>
+          <w:color w:val="5F6F80"/>
+          <w:sz w:val="18"/>
+          <w:szCs w:val="18"/>
+        </w:rPr>
+        <w:t xml:space="preserve">  ·  Modelar</w:t>
+      </w:r>
+    </w:p>
+    <w:p>
+      <w:pPr>
+        <w:spacing w:after="40"/>
+      </w:pPr>
+      <w:r>
+        <w:rPr>
+          <w:b/>
+          <w:bCs/>
+          <w:color w:val="1FA6A2"/>
+          <w:sz w:val="22"/>
+          <w:szCs w:val="22"/>
+        </w:rPr>
+        <w:t xml:space="preserve">☐  </w:t>
+      </w:r>
+      <w:r>
+        <w:rPr>
+          <w:b/>
+          <w:bCs/>
+          <w:color w:val="12355B"/>
+          <w:sz w:val="20"/>
+          <w:szCs w:val="20"/>
+        </w:rPr>
+        <w:t xml:space="preserve">Equation</w:t>
+      </w:r>
+      <w:r>
+        <w:rPr>
+          <w:i/>
+          <w:iCs/>
+          <w:color w:val="5F6F80"/>
+          <w:sz w:val="18"/>
+          <w:szCs w:val="18"/>
+        </w:rPr>
+        <w:t xml:space="preserve">  ·  Ecuación</w:t>
+      </w:r>
+    </w:p>
+    <w:p>
+      <w:pPr>
+        <w:spacing w:after="40"/>
+      </w:pPr>
+      <w:r>
+        <w:rPr>
+          <w:b/>
+          <w:bCs/>
+          <w:color w:val="1FA6A2"/>
+          <w:sz w:val="22"/>
+          <w:szCs w:val="22"/>
+        </w:rPr>
+        <w:t xml:space="preserve">☐  </w:t>
+      </w:r>
+      <w:r>
+        <w:rPr>
+          <w:b/>
+          <w:bCs/>
+          <w:color w:val="12355B"/>
+          <w:sz w:val="20"/>
+          <w:szCs w:val="20"/>
+        </w:rPr>
+        <w:t xml:space="preserve">Inequality</w:t>
+      </w:r>
+      <w:r>
+        <w:rPr>
+          <w:i/>
+          <w:iCs/>
+          <w:color w:val="5F6F80"/>
+          <w:sz w:val="18"/>
+          <w:szCs w:val="18"/>
+        </w:rPr>
+        <w:t xml:space="preserve">  ·  Desigualdad</w:t>
+      </w:r>
+    </w:p>
+    <w:p>
+      <w:pPr>
+        <w:spacing w:after="40"/>
+      </w:pPr>
+      <w:r>
+        <w:rPr>
+          <w:b/>
+          <w:bCs/>
+          <w:color w:val="1FA6A2"/>
+          <w:sz w:val="22"/>
+          <w:szCs w:val="22"/>
+        </w:rPr>
+        <w:t xml:space="preserve">☐  </w:t>
+      </w:r>
+      <w:r>
+        <w:rPr>
+          <w:b/>
+          <w:bCs/>
+          <w:color w:val="12355B"/>
+          <w:sz w:val="20"/>
+          <w:szCs w:val="20"/>
+        </w:rPr>
+        <w:t xml:space="preserve">Reasonableness</w:t>
+      </w:r>
+      <w:r>
+        <w:rPr>
+          <w:i/>
+          <w:iCs/>
+          <w:color w:val="5F6F80"/>
+          <w:sz w:val="18"/>
+          <w:szCs w:val="18"/>
+        </w:rPr>
+        <w:t xml:space="preserve">  ·  Razonabilidad</w:t>
+      </w:r>
+    </w:p>
+    <w:p>
+      <w:pPr>
+        <w:spacing w:after="40"/>
+      </w:pPr>
+      <w:r>
+        <w:rPr>
+          <w:b/>
+          <w:bCs/>
+          <w:color w:val="1FA6A2"/>
+          <w:sz w:val="22"/>
+          <w:szCs w:val="22"/>
+        </w:rPr>
+        <w:t xml:space="preserve">☐  </w:t>
+      </w:r>
+      <w:r>
+        <w:rPr>
+          <w:b/>
+          <w:bCs/>
+          <w:color w:val="12355B"/>
+          <w:sz w:val="20"/>
+          <w:szCs w:val="20"/>
+        </w:rPr>
+        <w:t xml:space="preserve">Variable</w:t>
+      </w:r>
+      <w:r>
+        <w:rPr>
+          <w:i/>
+          <w:iCs/>
+          <w:color w:val="5F6F80"/>
+          <w:sz w:val="18"/>
+          <w:szCs w:val="18"/>
+        </w:rPr>
+        <w:t xml:space="preserve">  ·  Variable</w:t>
       </w:r>
     </w:p>
     <w:tbl>
@@ -2198,21 +1983,6 @@
           </w:tcPr>
           <w:p>
             <w:pPr>
-              <w:spacing w:after="50"/>
-            </w:pPr>
-            <w:r>
-              <w:rPr>
-                <w:i/>
-                <w:iCs/>
-                <w:color w:val="5F6F80"/>
-                <w:sz w:val="19"/>
-                <w:szCs w:val="19"/>
-              </w:rPr>
-              <w:t xml:space="preserve">This model shows the parts of an explanation. It does not answer your writing question.</w:t>
-            </w:r>
-          </w:p>
-          <w:p>
-            <w:pPr>
               <w:spacing w:after="80"/>
             </w:pPr>
             <w:r>
@@ -2223,58 +1993,14 @@
                 <w:sz w:val="19"/>
                 <w:szCs w:val="19"/>
               </w:rPr>
-              <w:t xml:space="preserve">Claim:  </w:t>
+              <w:t xml:space="preserve">Model:  </w:t>
             </w:r>
             <w:r>
               <w:rPr>
                 <w:sz w:val="19"/>
                 <w:szCs w:val="19"/>
               </w:rPr>
-              <w:t xml:space="preserve">An exact total points to an equation; a limit or range points to an inequality.</w:t>
-            </w:r>
-          </w:p>
-          <w:p>
-            <w:pPr>
-              <w:spacing w:after="80"/>
-            </w:pPr>
-            <w:r>
-              <w:rPr>
-                <w:b/>
-                <w:bCs/>
-                <w:color w:val="12355B"/>
-                <w:sz w:val="19"/>
-                <w:szCs w:val="19"/>
-              </w:rPr>
-              <w:t xml:space="preserve">Evidence:  </w:t>
-            </w:r>
-            <w:r>
-              <w:rPr>
-                <w:sz w:val="19"/>
-                <w:szCs w:val="19"/>
-              </w:rPr>
-              <w:t xml:space="preserve">Students use signal words ('equals/total' for an equation; 'at least/at most/no more than' for an inequality) to choose the correct model.</w:t>
-            </w:r>
-          </w:p>
-          <w:p>
-            <w:pPr>
-              <w:spacing w:after="80"/>
-            </w:pPr>
-            <w:r>
-              <w:rPr>
-                <w:b/>
-                <w:bCs/>
-                <w:color w:val="12355B"/>
-                <w:sz w:val="19"/>
-                <w:szCs w:val="19"/>
-              </w:rPr>
-              <w:t xml:space="preserve">Reasoning:  </w:t>
-            </w:r>
-            <w:r>
-              <w:rPr>
-                <w:sz w:val="19"/>
-                <w:szCs w:val="19"/>
-              </w:rPr>
-              <w:t xml:space="preserve">This evidence connects the definition of equations and inequalities problem solving to the mathematical claim.</w:t>
+              <w:t xml:space="preserve">An exact total points to an equation; a limit or range points to an inequality. — Students use signal words ('equals/total' for an equation; 'at least/at most/no more than' for an inequality) to choose the correct model.</w:t>
             </w:r>
           </w:p>
         </w:tc>
@@ -2353,7 +2079,7 @@
           <w:sz w:val="21"/>
           <w:szCs w:val="21"/>
         </w:rPr>
-        <w:t xml:space="preserve">My answer is ___.</w:t>
+        <w:t xml:space="preserve">My answer is ___ because ___.</w:t>
       </w:r>
       <w:r>
         <w:rPr>
@@ -2364,7 +2090,7 @@
           <w:szCs w:val="19"/>
         </w:rPr>
         <w:br/>
-        <w:t xml:space="preserve">Mi respuesta es ___.</w:t>
+        <w:t xml:space="preserve">Mi respuesta es ___ porque ___.</w:t>
       </w:r>
     </w:p>
     <w:tbl>
@@ -2504,7 +2230,7 @@
           <w:sz w:val="21"/>
           <w:szCs w:val="21"/>
         </w:rPr>
-        <w:t xml:space="preserve">I know because ___.</w:t>
+        <w:t xml:space="preserve">My evidence is ___, so ___.</w:t>
       </w:r>
       <w:r>
         <w:rPr>
@@ -2515,31 +2241,7 @@
           <w:szCs w:val="19"/>
         </w:rPr>
         <w:br/>
-        <w:t xml:space="preserve">Lo sé porque ___.</w:t>
-      </w:r>
-    </w:p>
-    <w:p>
-      <w:pPr>
-        <w:spacing w:after="60"/>
-      </w:pPr>
-      <w:r>
-        <w:rPr>
-          <w:color w:val="1A2733"/>
-          <w:sz w:val="21"/>
-          <w:szCs w:val="21"/>
-        </w:rPr>
-        <w:t xml:space="preserve">So ___.</w:t>
-      </w:r>
-      <w:r>
-        <w:rPr>
-          <w:i/>
-          <w:iCs/>
-          <w:color w:val="5F6F80"/>
-          <w:sz w:val="19"/>
-          <w:szCs w:val="19"/>
-        </w:rPr>
-        <w:br/>
-        <w:t xml:space="preserve">Entonces ___.</w:t>
+        <w:t xml:space="preserve">Mi evidencia es ___, entonces ___.</w:t>
       </w:r>
     </w:p>
     <w:tbl>
@@ -2645,78 +2347,6 @@
         <w:t xml:space="preserve">Escribe una afirmación, da evidencia matemática y explica tu razonamiento.</w:t>
       </w:r>
     </w:p>
-    <w:p>
-      <w:pPr>
-        <w:spacing w:after="60"/>
-      </w:pPr>
-      <w:r>
-        <w:rPr>
-          <w:color w:val="1A2733"/>
-          <w:sz w:val="21"/>
-          <w:szCs w:val="21"/>
-        </w:rPr>
-        <w:t xml:space="preserve">My claim is ___.</w:t>
-      </w:r>
-      <w:r>
-        <w:rPr>
-          <w:i/>
-          <w:iCs/>
-          <w:color w:val="5F6F80"/>
-          <w:sz w:val="19"/>
-          <w:szCs w:val="19"/>
-        </w:rPr>
-        <w:br/>
-        <w:t xml:space="preserve">Mi afirmación es ___.</w:t>
-      </w:r>
-    </w:p>
-    <w:p>
-      <w:pPr>
-        <w:spacing w:after="60"/>
-      </w:pPr>
-      <w:r>
-        <w:rPr>
-          <w:color w:val="1A2733"/>
-          <w:sz w:val="21"/>
-          <w:szCs w:val="21"/>
-        </w:rPr>
-        <w:t xml:space="preserve">My math evidence is ___.</w:t>
-      </w:r>
-      <w:r>
-        <w:rPr>
-          <w:i/>
-          <w:iCs/>
-          <w:color w:val="5F6F80"/>
-          <w:sz w:val="19"/>
-          <w:szCs w:val="19"/>
-        </w:rPr>
-        <w:br/>
-        <w:t xml:space="preserve">Mi evidencia matemática es ___.</w:t>
-      </w:r>
-    </w:p>
-    <w:p>
-      <w:pPr>
-        <w:spacing w:after="60"/>
-      </w:pPr>
-      <w:r>
-        <w:rPr>
-          <w:color w:val="1A2733"/>
-          <w:sz w:val="21"/>
-          <w:szCs w:val="21"/>
-        </w:rPr>
-        <w:t xml:space="preserve">This proves ___ because ___.</w:t>
-      </w:r>
-      <w:r>
-        <w:rPr>
-          <w:i/>
-          <w:iCs/>
-          <w:color w:val="5F6F80"/>
-          <w:sz w:val="19"/>
-          <w:szCs w:val="19"/>
-        </w:rPr>
-        <w:br/>
-        <w:t xml:space="preserve">Esto demuestra ___ porque ___.</w:t>
-      </w:r>
-    </w:p>
     <w:tbl>
       <w:tblPr>
         <w:tblW w:type="pct" w:w="100%"/>
@@ -2799,7 +2429,7 @@
           <w:sz w:val="24"/>
           <w:szCs w:val="24"/>
         </w:rPr>
-        <w:t xml:space="preserve">4. Check Your Explanation</w:t>
+        <w:t xml:space="preserve">Check Your Explanation</w:t>
       </w:r>
       <w:r>
         <w:rPr>
@@ -2809,7 +2439,7 @@
           <w:sz w:val="19"/>
           <w:szCs w:val="19"/>
         </w:rPr>
-        <w:t xml:space="preserve">   five quick checks</w:t>
+        <w:t xml:space="preserve">   three quick checks</w:t>
       </w:r>
     </w:p>
     <w:p>
@@ -2833,17 +2463,6 @@
         </w:rPr>
         <w:t xml:space="preserve">I answered the question.</w:t>
       </w:r>
-      <w:r>
-        <w:rPr>
-          <w:i/>
-          <w:iCs/>
-          <w:color w:val="5F6F80"/>
-          <w:sz w:val="18"/>
-          <w:szCs w:val="18"/>
-        </w:rPr>
-        <w:br/>
-        <w:t xml:space="preserve">Respondí la pregunta.</w:t>
-      </w:r>
     </w:p>
     <w:p>
       <w:pPr>
@@ -2864,18 +2483,7 @@
           <w:sz w:val="20"/>
           <w:szCs w:val="20"/>
         </w:rPr>
-        <w:t xml:space="preserve">I used math evidence: numbers, an equation, a model, or a comparison.</w:t>
-      </w:r>
-      <w:r>
-        <w:rPr>
-          <w:i/>
-          <w:iCs/>
-          <w:color w:val="5F6F80"/>
-          <w:sz w:val="18"/>
-          <w:szCs w:val="18"/>
-        </w:rPr>
-        <w:br/>
-        <w:t xml:space="preserve">Usé evidencia matemática: números, una ecuación, un modelo o una comparación.</w:t>
+        <w:t xml:space="preserve">I used math evidence: numbers, an equation, or a model.</w:t>
       </w:r>
     </w:p>
     <w:p>
@@ -2897,84 +2505,7 @@
           <w:sz w:val="20"/>
           <w:szCs w:val="20"/>
         </w:rPr>
-        <w:t xml:space="preserve">I explained how the evidence proves my answer.</w:t>
-      </w:r>
-      <w:r>
-        <w:rPr>
-          <w:i/>
-          <w:iCs/>
-          <w:color w:val="5F6F80"/>
-          <w:sz w:val="18"/>
-          <w:szCs w:val="18"/>
-        </w:rPr>
-        <w:br/>
-        <w:t xml:space="preserve">Expliqué cómo la evidencia demuestra mi respuesta.</w:t>
-      </w:r>
-    </w:p>
-    <w:p>
-      <w:pPr>
-        <w:spacing w:after="80"/>
-      </w:pPr>
-      <w:r>
-        <w:rPr>
-          <w:b/>
-          <w:bCs/>
-          <w:color w:val="1FA6A2"/>
-          <w:sz w:val="22"/>
-          <w:szCs w:val="22"/>
-        </w:rPr>
-        <w:t xml:space="preserve">☐  </w:t>
-      </w:r>
-      <w:r>
-        <w:rPr>
-          <w:sz w:val="20"/>
-          <w:szCs w:val="20"/>
-        </w:rPr>
         <w:t xml:space="preserve">I used at least two math words.</w:t>
-      </w:r>
-      <w:r>
-        <w:rPr>
-          <w:i/>
-          <w:iCs/>
-          <w:color w:val="5F6F80"/>
-          <w:sz w:val="18"/>
-          <w:szCs w:val="18"/>
-        </w:rPr>
-        <w:br/>
-        <w:t xml:space="preserve">Usé por lo menos dos palabras matemáticas.</w:t>
-      </w:r>
-    </w:p>
-    <w:p>
-      <w:pPr>
-        <w:spacing w:after="80"/>
-      </w:pPr>
-      <w:r>
-        <w:rPr>
-          <w:b/>
-          <w:bCs/>
-          <w:color w:val="1FA6A2"/>
-          <w:sz w:val="22"/>
-          <w:szCs w:val="22"/>
-        </w:rPr>
-        <w:t xml:space="preserve">☐  </w:t>
-      </w:r>
-      <w:r>
-        <w:rPr>
-          <w:sz w:val="20"/>
-          <w:szCs w:val="20"/>
-        </w:rPr>
-        <w:t xml:space="preserve">I reread complete sentences and punctuation.</w:t>
-      </w:r>
-      <w:r>
-        <w:rPr>
-          <w:i/>
-          <w:iCs/>
-          <w:color w:val="5F6F80"/>
-          <w:sz w:val="18"/>
-          <w:szCs w:val="18"/>
-        </w:rPr>
-        <w:br/>
-        <w:t xml:space="preserve">Volví a leer mis oraciones completas y la puntuación.</w:t>
       </w:r>
     </w:p>
     <w:p>
@@ -5187,7 +4718,7 @@
           <w:sz w:val="20"/>
           <w:szCs w:val="20"/>
         </w:rPr>
-        <w:t xml:space="preserve">☐  I answered the question.</w:t>
+        <w:t xml:space="preserve">☐  The answer to the math question is correct.</w:t>
       </w:r>
     </w:p>
     <w:p>
@@ -5199,7 +4730,7 @@
           <w:sz w:val="20"/>
           <w:szCs w:val="20"/>
         </w:rPr>
-        <w:t xml:space="preserve">☐  I used math evidence: numbers, an equation, a model, or a comparison.</w:t>
+        <w:t xml:space="preserve">☐  The evidence is real lesson mathematics (numbers, equation, or model), not restated claim.</w:t>
       </w:r>
     </w:p>
     <w:p>
@@ -5211,31 +4742,7 @@
           <w:sz w:val="20"/>
           <w:szCs w:val="20"/>
         </w:rPr>
-        <w:t xml:space="preserve">☐  I explained how the evidence proves my answer.</w:t>
-      </w:r>
-    </w:p>
-    <w:p>
-      <w:pPr>
-        <w:spacing w:after="80"/>
-      </w:pPr>
-      <w:r>
-        <w:rPr>
-          <w:sz w:val="20"/>
-          <w:szCs w:val="20"/>
-        </w:rPr>
-        <w:t xml:space="preserve">☐  I used at least two math words.</w:t>
-      </w:r>
-    </w:p>
-    <w:p>
-      <w:pPr>
-        <w:spacing w:after="80"/>
-      </w:pPr>
-      <w:r>
-        <w:rPr>
-          <w:sz w:val="20"/>
-          <w:szCs w:val="20"/>
-        </w:rPr>
-        <w:t xml:space="preserve">☐  I reread complete sentences and punctuation.</w:t>
+        <w:t xml:space="preserve">☐  The support level changed the language scaffolding, never the mathematical expectation.</w:t>
       </w:r>
     </w:p>
     <w:sectPr>
